--- a/docs/manual/dist/CGA NLU Guide (ja).docx
+++ b/docs/manual/dist/CGA NLU Guide (ja).docx
@@ -25,17 +25,6 @@
           <w:i w:val="0"/>
           <w:sz w:val="21"/>
         </w:rPr>
-        <w:t>ステータス：コンテンツ作成完了・実行検証待ち</w:t>
-      </w:r>
-    </w:p>
-    <w:p>
-      <w:r>
-        <w:rPr>
-          <w:rFonts w:ascii="Yu Gothic" w:hAnsi="Yu Gothic" w:eastAsia="Yu Gothic"/>
-          <w:b w:val="0"/>
-          <w:i w:val="0"/>
-          <w:sz w:val="21"/>
-        </w:rPr>
         <w:t>対象：ボット・対話設計運営者、AI/NLU専門担当者</w:t>
       </w:r>
     </w:p>
@@ -48,21 +37,6 @@
           <w:sz w:val="21"/>
         </w:rPr>
         <w:t>このドキュメントは、CGAの`ML`、`Semantic`、`LLM`エンジンを選択し、各エンジンに合ったデータ・設定・テスト・品質改善方法をまとめます。</w:t>
-      </w:r>
-    </w:p>
-    <w:p>
-      <w:pPr>
-        <w:spacing w:before="80" w:after="160"/>
-        <w:ind w:left="288" w:right="288"/>
-      </w:pPr>
-      <w:r>
-        <w:rPr>
-          <w:rFonts w:ascii="Yu Gothic" w:hAnsi="Yu Gothic" w:eastAsia="Yu Gothic"/>
-          <w:i/>
-          <w:color w:val="5F6368"/>
-          <w:sz w:val="19"/>
-        </w:rPr>
-        <w:t>ボット生成画面のエンジン・モデル・回答方式選択肢はブラウザで確認しました。実際の学習・インデックス付け・モデル呼び出しの結果が確認されていない項目は、運用確定事項と見なさず、[機能検証表](../cga-manual-verification-matrix.md)を一緒に確認してください。</w:t>
       </w:r>
     </w:p>
     <w:p>
@@ -1125,17 +1099,6 @@
       </w:r>
     </w:p>
     <w:p>
-      <w:r>
-        <w:rPr>
-          <w:rFonts w:ascii="Yu Gothic" w:hAnsi="Yu Gothic" w:eastAsia="Yu Gothic"/>
-          <w:b w:val="0"/>
-          <w:i w:val="0"/>
-          <w:sz w:val="21"/>
-        </w:rPr>
-        <w:t>QAアップロード・検索・インデックス付けの詳細動作はCGA画面と運用設定によって異なる場合がありますので、実際のサポート範囲は[機能検証表](../cga-manual-verification-matrix.md)を基準に確定します。</w:t>
-      </w:r>
-    </w:p>
-    <w:p>
       <w:pPr>
         <w:pStyle w:val="Heading2"/>
       </w:pPr>
@@ -2026,17 +1989,6 @@
           <w:sz w:val="21"/>
         </w:rPr>
         <w:t>遅延・費用・失敗応答を記録します。</w:t>
-      </w:r>
-    </w:p>
-    <w:p>
-      <w:r>
-        <w:rPr>
-          <w:rFonts w:ascii="Yu Gothic" w:hAnsi="Yu Gothic" w:eastAsia="Yu Gothic"/>
-          <w:b w:val="0"/>
-          <w:i w:val="0"/>
-          <w:sz w:val="21"/>
-        </w:rPr>
-        <w:t>実際のプロバイダー呼び出しと応答の結果は、オペレーティング・システム環境で別々に検証する必要があります。 ML検証用ボットでは、学習要求がQueueに登録されたが完了しておらず、シミュレータから学習文無しに意図未分類が返されました。</w:t>
       </w:r>
     </w:p>
     <w:p>
@@ -3026,19 +2978,6 @@
         <w:t>[エンジン比較表](engine-comparison.md)</w:t>
       </w:r>
     </w:p>
-    <w:p>
-      <w:pPr>
-        <w:pStyle w:val="ListBullet"/>
-        <w:spacing w:after="80"/>
-      </w:pPr>
-      <w:r>
-        <w:rPr>
-          <w:rFonts w:ascii="Yu Gothic" w:hAnsi="Yu Gothic" w:eastAsia="Yu Gothic"/>
-          <w:sz w:val="21"/>
-        </w:rPr>
-        <w:t>[機能検証テーブル](../cga-manual-verification-matrix.md)</w:t>
-      </w:r>
-    </w:p>
     <w:sectPr>
       <w:headerReference w:type="default" r:id="rId9"/>
       <w:footerReference w:type="default" r:id="rId10"/>

--- a/docs/manual/dist/CGA NLU Guide (ja).docx
+++ b/docs/manual/dist/CGA NLU Guide (ja).docx
@@ -36,7 +36,61 @@
           <w:i w:val="0"/>
           <w:sz w:val="21"/>
         </w:rPr>
-        <w:t>このドキュメントは、CGAの`ML`、`Semantic`、`LLM`エンジンを選択し、各エンジンに合ったデータ・設定・テスト・品質改善方法をまとめます。</w:t>
+        <w:t>このドキュメントは、CGAの</w:t>
+      </w:r>
+      <w:r>
+        <w:rPr>
+          <w:rFonts w:ascii="Yu Gothic" w:hAnsi="Yu Gothic" w:eastAsia="Yu Gothic"/>
+          <w:b/>
+          <w:i w:val="0"/>
+          <w:sz w:val="21"/>
+        </w:rPr>
+        <w:t>ML</w:t>
+      </w:r>
+      <w:r>
+        <w:rPr>
+          <w:rFonts w:ascii="Yu Gothic" w:hAnsi="Yu Gothic" w:eastAsia="Yu Gothic"/>
+          <w:b w:val="0"/>
+          <w:i w:val="0"/>
+          <w:sz w:val="21"/>
+        </w:rPr>
+        <w:t>、</w:t>
+      </w:r>
+      <w:r>
+        <w:rPr>
+          <w:rFonts w:ascii="Yu Gothic" w:hAnsi="Yu Gothic" w:eastAsia="Yu Gothic"/>
+          <w:b/>
+          <w:i w:val="0"/>
+          <w:sz w:val="21"/>
+        </w:rPr>
+        <w:t>Semantic</w:t>
+      </w:r>
+      <w:r>
+        <w:rPr>
+          <w:rFonts w:ascii="Yu Gothic" w:hAnsi="Yu Gothic" w:eastAsia="Yu Gothic"/>
+          <w:b w:val="0"/>
+          <w:i w:val="0"/>
+          <w:sz w:val="21"/>
+        </w:rPr>
+        <w:t>、</w:t>
+      </w:r>
+      <w:r>
+        <w:rPr>
+          <w:rFonts w:ascii="Yu Gothic" w:hAnsi="Yu Gothic" w:eastAsia="Yu Gothic"/>
+          <w:b/>
+          <w:i w:val="0"/>
+          <w:sz w:val="21"/>
+        </w:rPr>
+        <w:t>LLM</w:t>
+      </w:r>
+      <w:r>
+        <w:rPr>
+          <w:rFonts w:ascii="Yu Gothic" w:hAnsi="Yu Gothic" w:eastAsia="Yu Gothic"/>
+          <w:b w:val="0"/>
+          <w:i w:val="0"/>
+          <w:sz w:val="21"/>
+        </w:rPr>
+        <w:t>エンジンを選択し、各エンジンに合ったデータ・設定・テスト・品質改善方法をまとめます。</w:t>
       </w:r>
     </w:p>
     <w:p>
@@ -61,6 +115,8 @@
       <w:r>
         <w:rPr>
           <w:rFonts w:ascii="Yu Gothic" w:hAnsi="Yu Gothic" w:eastAsia="Yu Gothic"/>
+          <w:b w:val="0"/>
+          <w:i w:val="0"/>
           <w:sz w:val="21"/>
         </w:rPr>
         <w:t>意図：ユーザーの発話が何を要求するかを示す分類単位</w:t>
@@ -74,6 +130,8 @@
       <w:r>
         <w:rPr>
           <w:rFonts w:ascii="Yu Gothic" w:hAnsi="Yu Gothic" w:eastAsia="Yu Gothic"/>
+          <w:b w:val="0"/>
+          <w:i w:val="0"/>
           <w:sz w:val="21"/>
         </w:rPr>
         <w:t>学習文：意図を学習したり、検索基準として使用するために登録したユーザー表現</w:t>
@@ -87,6 +145,8 @@
       <w:r>
         <w:rPr>
           <w:rFonts w:ascii="Yu Gothic" w:hAnsi="Yu Gothic" w:eastAsia="Yu Gothic"/>
+          <w:b w:val="0"/>
+          <w:i w:val="0"/>
           <w:sz w:val="21"/>
         </w:rPr>
         <w:t>オブジェクト：発話から抽出する必要がある業務値または名前</w:t>
@@ -100,6 +160,8 @@
       <w:r>
         <w:rPr>
           <w:rFonts w:ascii="Yu Gothic" w:hAnsi="Yu Gothic" w:eastAsia="Yu Gothic"/>
+          <w:b w:val="0"/>
+          <w:i w:val="0"/>
           <w:sz w:val="21"/>
         </w:rPr>
         <w:t>辞書: ドメイン用語・同義語・ユーザー表現を解釈するための資産</w:t>
@@ -113,6 +175,8 @@
       <w:r>
         <w:rPr>
           <w:rFonts w:ascii="Yu Gothic" w:hAnsi="Yu Gothic" w:eastAsia="Yu Gothic"/>
+          <w:b w:val="0"/>
+          <w:i w:val="0"/>
           <w:sz w:val="21"/>
         </w:rPr>
         <w:t>しきい値：結果が利用可能であると認める最小基準</w:t>
@@ -126,6 +190,8 @@
       <w:r>
         <w:rPr>
           <w:rFonts w:ascii="Yu Gothic" w:hAnsi="Yu Gothic" w:eastAsia="Yu Gothic"/>
+          <w:b w:val="0"/>
+          <w:i w:val="0"/>
           <w:sz w:val="21"/>
         </w:rPr>
         <w:t>類似度：入力と候補データが意味的にどれだけ近いかを示す値</w:t>
@@ -139,6 +205,8 @@
       <w:r>
         <w:rPr>
           <w:rFonts w:ascii="Yu Gothic" w:hAnsi="Yu Gothic" w:eastAsia="Yu Gothic"/>
+          <w:b w:val="0"/>
+          <w:i w:val="0"/>
           <w:sz w:val="21"/>
         </w:rPr>
         <w:t>回答エンジン: 分類結果に応じて決まった回答または検索・生成回答を選択する領域</w:t>
@@ -194,6 +262,7 @@
               <w:rPr>
                 <w:rFonts w:ascii="Yu Gothic" w:hAnsi="Yu Gothic" w:eastAsia="Yu Gothic"/>
                 <w:b/>
+                <w:i w:val="0"/>
                 <w:color w:val="1F4D78"/>
                 <w:sz w:val="18"/>
               </w:rPr>
@@ -222,6 +291,7 @@
               <w:rPr>
                 <w:rFonts w:ascii="Yu Gothic" w:hAnsi="Yu Gothic" w:eastAsia="Yu Gothic"/>
                 <w:b/>
+                <w:i w:val="0"/>
                 <w:color w:val="1F4D78"/>
                 <w:sz w:val="18"/>
               </w:rPr>
@@ -250,6 +320,7 @@
               <w:rPr>
                 <w:rFonts w:ascii="Yu Gothic" w:hAnsi="Yu Gothic" w:eastAsia="Yu Gothic"/>
                 <w:b/>
+                <w:i w:val="0"/>
                 <w:color w:val="1F4D78"/>
                 <w:sz w:val="18"/>
               </w:rPr>
@@ -292,6 +363,7 @@
               <w:rPr>
                 <w:rFonts w:ascii="Yu Gothic" w:hAnsi="Yu Gothic" w:eastAsia="Yu Gothic"/>
                 <w:b w:val="0"/>
+                <w:i w:val="0"/>
                 <w:sz w:val="18"/>
               </w:rPr>
               <w:t>基本的な方法意図と学習文章中心分類</w:t>
@@ -318,6 +390,7 @@
               <w:rPr>
                 <w:rFonts w:ascii="Yu Gothic" w:hAnsi="Yu Gothic" w:eastAsia="Yu Gothic"/>
                 <w:b w:val="0"/>
+                <w:i w:val="0"/>
                 <w:sz w:val="18"/>
               </w:rPr>
               <w:t>埋め込みとベクトル検索の中心</w:t>
@@ -344,6 +417,7 @@
               <w:rPr>
                 <w:rFonts w:ascii="Yu Gothic" w:hAnsi="Yu Gothic" w:eastAsia="Yu Gothic"/>
                 <w:b w:val="0"/>
+                <w:i w:val="0"/>
                 <w:sz w:val="18"/>
               </w:rPr>
               <w:t>ベクターイラスト</w:t>
@@ -370,6 +444,7 @@
               <w:rPr>
                 <w:rFonts w:ascii="Yu Gothic" w:hAnsi="Yu Gothic" w:eastAsia="Yu Gothic"/>
                 <w:b w:val="0"/>
+                <w:i w:val="0"/>
                 <w:sz w:val="18"/>
               </w:rPr>
               <w:t>CLIPARTO LLMモデルとディレクティブベースの処理</w:t>
@@ -398,6 +473,7 @@
               <w:rPr>
                 <w:rFonts w:ascii="Yu Gothic" w:hAnsi="Yu Gothic" w:eastAsia="Yu Gothic"/>
                 <w:b w:val="0"/>
+                <w:i w:val="0"/>
                 <w:sz w:val="18"/>
               </w:rPr>
               <w:t>準備データ意図、学習文、オブジェクト、辞書</w:t>
@@ -424,6 +500,7 @@
               <w:rPr>
                 <w:rFonts w:ascii="Yu Gothic" w:hAnsi="Yu Gothic" w:eastAsia="Yu Gothic"/>
                 <w:b w:val="0"/>
+                <w:i w:val="0"/>
                 <w:sz w:val="18"/>
               </w:rPr>
               <w:t>意図または検索知識、埋め込み・Vector DB意図、指令、Provider・モデル</w:t>
@@ -478,6 +555,7 @@
               <w:rPr>
                 <w:rFonts w:ascii="Yu Gothic" w:hAnsi="Yu Gothic" w:eastAsia="Yu Gothic"/>
                 <w:b w:val="0"/>
+                <w:i w:val="0"/>
                 <w:sz w:val="18"/>
               </w:rPr>
               <w:t>適切な出発点区別可能な業務意図があり、学習文章を管理するとき表現が違っても意味のある検索が必要なときLLMベースの解析・生成とモデル運用が必要なとき</w:t>
@@ -545,6 +623,7 @@
               <w:rPr>
                 <w:rFonts w:ascii="Yu Gothic" w:hAnsi="Yu Gothic" w:eastAsia="Yu Gothic"/>
                 <w:b w:val="0"/>
+                <w:i w:val="0"/>
                 <w:sz w:val="18"/>
               </w:rPr>
               <w:t>主な検証精度、誤分類、文章バランス</w:t>
@@ -571,6 +650,7 @@
               <w:rPr>
                 <w:rFonts w:ascii="Yu Gothic" w:hAnsi="Yu Gothic" w:eastAsia="Yu Gothic"/>
                 <w:b w:val="0"/>
+                <w:i w:val="0"/>
                 <w:sz w:val="18"/>
               </w:rPr>
               <w:t>検索類似度、しきい値、インデックス状態応答の一貫性、指令の遵守、遅延・費用</w:t>
@@ -625,6 +705,7 @@
               <w:rPr>
                 <w:rFonts w:ascii="Yu Gothic" w:hAnsi="Yu Gothic" w:eastAsia="Yu Gothic"/>
                 <w:b w:val="0"/>
+                <w:i w:val="0"/>
                 <w:sz w:val="18"/>
               </w:rPr>
               <w:t>主なリスク意図の重複、データの不均衡埋め込み互換性、インデックスの不一致モデル変更、プロンプトの影響、応答偏差</w:t>
@@ -700,106 +781,122 @@
     </w:p>
     <w:p>
       <w:pPr>
-        <w:pStyle w:val="ListNumber"/>
         <w:spacing w:after="80"/>
+        <w:ind w:left="360" w:hanging="288"/>
       </w:pPr>
       <w:r>
         <w:rPr>
           <w:rFonts w:ascii="Yu Gothic" w:hAnsi="Yu Gothic" w:eastAsia="Yu Gothic"/>
+          <w:b w:val="0"/>
+          <w:i w:val="0"/>
           <w:sz w:val="21"/>
         </w:rPr>
-        <w:t>ボットとバージョンを確認してください。</w:t>
+        <w:t>1. ボットとバージョンを確認してください。</w:t>
       </w:r>
     </w:p>
     <w:p>
       <w:pPr>
-        <w:pStyle w:val="ListNumber"/>
         <w:spacing w:after="80"/>
+        <w:ind w:left="360" w:hanging="288"/>
       </w:pPr>
       <w:r>
         <w:rPr>
           <w:rFonts w:ascii="Yu Gothic" w:hAnsi="Yu Gothic" w:eastAsia="Yu Gothic"/>
+          <w:b w:val="0"/>
+          <w:i w:val="0"/>
           <w:sz w:val="21"/>
         </w:rPr>
-        <w:t>NLU 方式とモデルを確認します。</w:t>
+        <w:t>2. NLU 方式とモデルを確認します。</w:t>
       </w:r>
     </w:p>
     <w:p>
       <w:pPr>
-        <w:pStyle w:val="ListNumber"/>
         <w:spacing w:after="80"/>
+        <w:ind w:left="360" w:hanging="288"/>
       </w:pPr>
       <w:r>
         <w:rPr>
           <w:rFonts w:ascii="Yu Gothic" w:hAnsi="Yu Gothic" w:eastAsia="Yu Gothic"/>
+          <w:b w:val="0"/>
+          <w:i w:val="0"/>
           <w:sz w:val="21"/>
         </w:rPr>
-        <w:t>回答方法を確認してください。</w:t>
+        <w:t>3. 回答方法を確認してください。</w:t>
       </w:r>
     </w:p>
     <w:p>
       <w:pPr>
-        <w:pStyle w:val="ListNumber"/>
         <w:spacing w:after="80"/>
+        <w:ind w:left="360" w:hanging="288"/>
       </w:pPr>
       <w:r>
         <w:rPr>
           <w:rFonts w:ascii="Yu Gothic" w:hAnsi="Yu Gothic" w:eastAsia="Yu Gothic"/>
+          <w:b w:val="0"/>
+          <w:i w:val="0"/>
           <w:sz w:val="21"/>
         </w:rPr>
-        <w:t>データまたは接続設定を準備します。</w:t>
+        <w:t>4. データまたは接続設定を準備します。</w:t>
       </w:r>
     </w:p>
     <w:p>
       <w:pPr>
-        <w:pStyle w:val="ListNumber"/>
         <w:spacing w:after="80"/>
+        <w:ind w:left="360" w:hanging="288"/>
       </w:pPr>
       <w:r>
         <w:rPr>
           <w:rFonts w:ascii="Yu Gothic" w:hAnsi="Yu Gothic" w:eastAsia="Yu Gothic"/>
+          <w:b w:val="0"/>
+          <w:i w:val="0"/>
           <w:sz w:val="21"/>
         </w:rPr>
-        <w:t>学習・インデックス生成・モデル適用タスクを実行します。</w:t>
+        <w:t>5. 学習・インデックス生成・モデル適用タスクを実行します。</w:t>
       </w:r>
     </w:p>
     <w:p>
       <w:pPr>
-        <w:pStyle w:val="ListNumber"/>
         <w:spacing w:after="80"/>
+        <w:ind w:left="360" w:hanging="288"/>
       </w:pPr>
       <w:r>
         <w:rPr>
           <w:rFonts w:ascii="Yu Gothic" w:hAnsi="Yu Gothic" w:eastAsia="Yu Gothic"/>
+          <w:b w:val="0"/>
+          <w:i w:val="0"/>
           <w:sz w:val="21"/>
         </w:rPr>
-        <w:t>シミュレータで代表発話をテストします。</w:t>
+        <w:t>6. シミュレータで代表発話をテストします。</w:t>
       </w:r>
     </w:p>
     <w:p>
       <w:pPr>
-        <w:pStyle w:val="ListNumber"/>
         <w:spacing w:after="80"/>
+        <w:ind w:left="360" w:hanging="288"/>
       </w:pPr>
       <w:r>
         <w:rPr>
           <w:rFonts w:ascii="Yu Gothic" w:hAnsi="Yu Gothic" w:eastAsia="Yu Gothic"/>
+          <w:b w:val="0"/>
+          <w:i w:val="0"/>
           <w:sz w:val="21"/>
         </w:rPr>
-        <w:t>分析・評価・対話履歴で結果を確認します。</w:t>
+        <w:t>7. 分析・評価・対話履歴で結果を確認します。</w:t>
       </w:r>
     </w:p>
     <w:p>
       <w:pPr>
-        <w:pStyle w:val="ListNumber"/>
         <w:spacing w:after="80"/>
+        <w:ind w:left="360" w:hanging="288"/>
       </w:pPr>
       <w:r>
         <w:rPr>
           <w:rFonts w:ascii="Yu Gothic" w:hAnsi="Yu Gothic" w:eastAsia="Yu Gothic"/>
+          <w:b w:val="0"/>
+          <w:i w:val="0"/>
           <w:sz w:val="21"/>
         </w:rPr>
-        <w:t>原因を分類し、データを修正して再テストします。</w:t>
+        <w:t>8. 原因を分類し、データを修正して再テストします。</w:t>
       </w:r>
     </w:p>
     <w:p>
@@ -824,6 +921,8 @@
       <w:r>
         <w:rPr>
           <w:rFonts w:ascii="Yu Gothic" w:hAnsi="Yu Gothic" w:eastAsia="Yu Gothic"/>
+          <w:b w:val="0"/>
+          <w:i w:val="0"/>
           <w:sz w:val="21"/>
         </w:rPr>
         <w:t>1つの学習文には1つの重要な意図が含まれています。</w:t>
@@ -837,6 +936,8 @@
       <w:r>
         <w:rPr>
           <w:rFonts w:ascii="Yu Gothic" w:hAnsi="Yu Gothic" w:eastAsia="Yu Gothic"/>
+          <w:b w:val="0"/>
+          <w:i w:val="0"/>
           <w:sz w:val="21"/>
         </w:rPr>
         <w:t>同様の意図には、互いに区別できる名詞・動詞・状況が含まれます。</w:t>
@@ -850,6 +951,8 @@
       <w:r>
         <w:rPr>
           <w:rFonts w:ascii="Yu Gothic" w:hAnsi="Yu Gothic" w:eastAsia="Yu Gothic"/>
+          <w:b w:val="0"/>
+          <w:i w:val="0"/>
           <w:sz w:val="21"/>
         </w:rPr>
         <w:t>特定の意図だけにデータが過度に追い込まれないようにバランスを確認してください。</w:t>
@@ -863,6 +966,8 @@
       <w:r>
         <w:rPr>
           <w:rFonts w:ascii="Yu Gothic" w:hAnsi="Yu Gothic" w:eastAsia="Yu Gothic"/>
+          <w:b w:val="0"/>
+          <w:i w:val="0"/>
           <w:sz w:val="21"/>
         </w:rPr>
         <w:t>ドメイン用語は、オブジェクトまたは辞書として管理するかどうかを最初に決定します。</w:t>
@@ -876,6 +981,8 @@
       <w:r>
         <w:rPr>
           <w:rFonts w:ascii="Yu Gothic" w:hAnsi="Yu Gothic" w:eastAsia="Yu Gothic"/>
+          <w:b w:val="0"/>
+          <w:i w:val="0"/>
           <w:sz w:val="21"/>
         </w:rPr>
         <w:t>テスト発話は、学習文と同じ表現だけを繰り返すことはありません。</w:t>
@@ -889,6 +996,8 @@
       <w:r>
         <w:rPr>
           <w:rFonts w:ascii="Yu Gothic" w:hAnsi="Yu Gothic" w:eastAsia="Yu Gothic"/>
+          <w:b w:val="0"/>
+          <w:i w:val="0"/>
           <w:sz w:val="21"/>
         </w:rPr>
         <w:t>分析結果で誤分類が繰り返される意図の対を優先的に改善します。</w:t>
@@ -921,80 +1030,92 @@
     </w:p>
     <w:p>
       <w:pPr>
-        <w:pStyle w:val="ListNumber"/>
         <w:spacing w:after="80"/>
+        <w:ind w:left="360" w:hanging="288"/>
       </w:pPr>
       <w:r>
         <w:rPr>
           <w:rFonts w:ascii="Yu Gothic" w:hAnsi="Yu Gothic" w:eastAsia="Yu Gothic"/>
+          <w:b w:val="0"/>
+          <w:i w:val="0"/>
           <w:sz w:val="21"/>
         </w:rPr>
-        <w:t>意図名を業務目的が明らかにするように設定します。</w:t>
+        <w:t>1. 意図名を業務目的が明らかにするように設定します。</w:t>
       </w:r>
     </w:p>
     <w:p>
       <w:pPr>
-        <w:pStyle w:val="ListNumber"/>
         <w:spacing w:after="80"/>
+        <w:ind w:left="360" w:hanging="288"/>
       </w:pPr>
       <w:r>
         <w:rPr>
           <w:rFonts w:ascii="Yu Gothic" w:hAnsi="Yu Gothic" w:eastAsia="Yu Gothic"/>
+          <w:b w:val="0"/>
+          <w:i w:val="0"/>
           <w:sz w:val="21"/>
         </w:rPr>
-        <w:t>1つの学習文には1つの重要な要求のみを入れます。</w:t>
+        <w:t>2. 1つの学習文には1つの重要な要求のみを入れます。</w:t>
       </w:r>
     </w:p>
     <w:p>
       <w:pPr>
-        <w:pStyle w:val="ListNumber"/>
         <w:spacing w:after="80"/>
+        <w:ind w:left="360" w:hanging="288"/>
       </w:pPr>
       <w:r>
         <w:rPr>
           <w:rFonts w:ascii="Yu Gothic" w:hAnsi="Yu Gothic" w:eastAsia="Yu Gothic"/>
+          <w:b w:val="0"/>
+          <w:i w:val="0"/>
           <w:sz w:val="21"/>
         </w:rPr>
-        <w:t>同じ意図を異なる語順・口述・表現で用意します。</w:t>
+        <w:t>3. 同じ意図を異なる語順・口述・表現で用意します。</w:t>
       </w:r>
     </w:p>
     <w:p>
       <w:pPr>
-        <w:pStyle w:val="ListNumber"/>
         <w:spacing w:after="80"/>
+        <w:ind w:left="360" w:hanging="288"/>
       </w:pPr>
       <w:r>
         <w:rPr>
           <w:rFonts w:ascii="Yu Gothic" w:hAnsi="Yu Gothic" w:eastAsia="Yu Gothic"/>
+          <w:b w:val="0"/>
+          <w:i w:val="0"/>
           <w:sz w:val="21"/>
         </w:rPr>
-        <w:t>他の意図と重なる単語だけを増やすのではなく、意図を区別する状況と行動を含めます。</w:t>
+        <w:t>4. 他の意図と重なる単語だけを増やすのではなく、意図を区別する状況と行動を含めます。</w:t>
       </w:r>
     </w:p>
     <w:p>
       <w:pPr>
-        <w:pStyle w:val="ListNumber"/>
         <w:spacing w:after="80"/>
+        <w:ind w:left="360" w:hanging="288"/>
       </w:pPr>
       <w:r>
         <w:rPr>
           <w:rFonts w:ascii="Yu Gothic" w:hAnsi="Yu Gothic" w:eastAsia="Yu Gothic"/>
+          <w:b w:val="0"/>
+          <w:i w:val="0"/>
           <w:sz w:val="21"/>
         </w:rPr>
-        <w:t>同じまたはほとんど同じ文を繰り返し登録しません。</w:t>
+        <w:t>5. 同じまたはほとんど同じ文を繰り返し登録しません。</w:t>
       </w:r>
     </w:p>
     <w:p>
       <w:pPr>
-        <w:pStyle w:val="ListNumber"/>
         <w:spacing w:after="80"/>
+        <w:ind w:left="360" w:hanging="288"/>
       </w:pPr>
       <w:r>
         <w:rPr>
           <w:rFonts w:ascii="Yu Gothic" w:hAnsi="Yu Gothic" w:eastAsia="Yu Gothic"/>
+          <w:b w:val="0"/>
+          <w:i w:val="0"/>
           <w:sz w:val="21"/>
         </w:rPr>
-        <w:t>特定の意図にのみ文章が集まらないか、意図別に比較します。</w:t>
+        <w:t>6. 特定の意図にのみ文章が集まらないか、意図別に比較します。</w:t>
       </w:r>
     </w:p>
     <w:p>
@@ -1005,7 +1126,97 @@
           <w:i w:val="0"/>
           <w:sz w:val="21"/>
         </w:rPr>
-        <w:t>たとえば、`休暇残日数の照会`と`休暇申請方法`を分割するときは、両方の意図に`休暇`という単語を入れるよりも、`残り日数`と`申請手順`のように区別基準があります。</w:t>
+        <w:t>たとえば、</w:t>
+      </w:r>
+      <w:r>
+        <w:rPr>
+          <w:rFonts w:ascii="Yu Gothic" w:hAnsi="Yu Gothic" w:eastAsia="Yu Gothic"/>
+          <w:b/>
+          <w:i w:val="0"/>
+          <w:sz w:val="21"/>
+        </w:rPr>
+        <w:t>休暇残日数の照会</w:t>
+      </w:r>
+      <w:r>
+        <w:rPr>
+          <w:rFonts w:ascii="Yu Gothic" w:hAnsi="Yu Gothic" w:eastAsia="Yu Gothic"/>
+          <w:b w:val="0"/>
+          <w:i w:val="0"/>
+          <w:sz w:val="21"/>
+        </w:rPr>
+        <w:t>と</w:t>
+      </w:r>
+      <w:r>
+        <w:rPr>
+          <w:rFonts w:ascii="Yu Gothic" w:hAnsi="Yu Gothic" w:eastAsia="Yu Gothic"/>
+          <w:b/>
+          <w:i w:val="0"/>
+          <w:sz w:val="21"/>
+        </w:rPr>
+        <w:t>休暇申請方法</w:t>
+      </w:r>
+      <w:r>
+        <w:rPr>
+          <w:rFonts w:ascii="Yu Gothic" w:hAnsi="Yu Gothic" w:eastAsia="Yu Gothic"/>
+          <w:b w:val="0"/>
+          <w:i w:val="0"/>
+          <w:sz w:val="21"/>
+        </w:rPr>
+        <w:t>を分割するときは、両方の意図に</w:t>
+      </w:r>
+      <w:r>
+        <w:rPr>
+          <w:rFonts w:ascii="Yu Gothic" w:hAnsi="Yu Gothic" w:eastAsia="Yu Gothic"/>
+          <w:b/>
+          <w:i w:val="0"/>
+          <w:sz w:val="21"/>
+        </w:rPr>
+        <w:t>休暇</w:t>
+      </w:r>
+      <w:r>
+        <w:rPr>
+          <w:rFonts w:ascii="Yu Gothic" w:hAnsi="Yu Gothic" w:eastAsia="Yu Gothic"/>
+          <w:b w:val="0"/>
+          <w:i w:val="0"/>
+          <w:sz w:val="21"/>
+        </w:rPr>
+        <w:t>という単語を入れるよりも、</w:t>
+      </w:r>
+      <w:r>
+        <w:rPr>
+          <w:rFonts w:ascii="Yu Gothic" w:hAnsi="Yu Gothic" w:eastAsia="Yu Gothic"/>
+          <w:b/>
+          <w:i w:val="0"/>
+          <w:sz w:val="21"/>
+        </w:rPr>
+        <w:t>残り日数</w:t>
+      </w:r>
+      <w:r>
+        <w:rPr>
+          <w:rFonts w:ascii="Yu Gothic" w:hAnsi="Yu Gothic" w:eastAsia="Yu Gothic"/>
+          <w:b w:val="0"/>
+          <w:i w:val="0"/>
+          <w:sz w:val="21"/>
+        </w:rPr>
+        <w:t>と</w:t>
+      </w:r>
+      <w:r>
+        <w:rPr>
+          <w:rFonts w:ascii="Yu Gothic" w:hAnsi="Yu Gothic" w:eastAsia="Yu Gothic"/>
+          <w:b/>
+          <w:i w:val="0"/>
+          <w:sz w:val="21"/>
+        </w:rPr>
+        <w:t>申請手順</w:t>
+      </w:r>
+      <w:r>
+        <w:rPr>
+          <w:rFonts w:ascii="Yu Gothic" w:hAnsi="Yu Gothic" w:eastAsia="Yu Gothic"/>
+          <w:b w:val="0"/>
+          <w:i w:val="0"/>
+          <w:sz w:val="21"/>
+        </w:rPr>
+        <w:t>のように区別基準があります。</w:t>
       </w:r>
     </w:p>
     <w:p>
@@ -1041,6 +1252,8 @@
       <w:r>
         <w:rPr>
           <w:rFonts w:ascii="Yu Gothic" w:hAnsi="Yu Gothic" w:eastAsia="Yu Gothic"/>
+          <w:b w:val="0"/>
+          <w:i w:val="0"/>
           <w:sz w:val="21"/>
         </w:rPr>
         <w:t>質問は、実際のユーザーが入力できる表現で作成されます。</w:t>
@@ -1054,6 +1267,8 @@
       <w:r>
         <w:rPr>
           <w:rFonts w:ascii="Yu Gothic" w:hAnsi="Yu Gothic" w:eastAsia="Yu Gothic"/>
+          <w:b w:val="0"/>
+          <w:i w:val="0"/>
           <w:sz w:val="21"/>
         </w:rPr>
         <w:t>回答は質問に直接対応するように書かれており、1つの回答に複数のトピックを混在させません。</w:t>
@@ -1067,6 +1282,8 @@
       <w:r>
         <w:rPr>
           <w:rFonts w:ascii="Yu Gothic" w:hAnsi="Yu Gothic" w:eastAsia="Yu Gothic"/>
+          <w:b w:val="0"/>
+          <w:i w:val="0"/>
           <w:sz w:val="21"/>
         </w:rPr>
         <w:t>文書ベースのデータは、タイトル・本文の区切りが維持されるように原文構造を整理します。</w:t>
@@ -1080,6 +1297,8 @@
       <w:r>
         <w:rPr>
           <w:rFonts w:ascii="Yu Gothic" w:hAnsi="Yu Gothic" w:eastAsia="Yu Gothic"/>
+          <w:b w:val="0"/>
+          <w:i w:val="0"/>
           <w:sz w:val="21"/>
         </w:rPr>
         <w:t>テーブルまたはリストが重要な場合は、変換後に意味が維持されていることを確認してください。</w:t>
@@ -1093,6 +1312,8 @@
       <w:r>
         <w:rPr>
           <w:rFonts w:ascii="Yu Gothic" w:hAnsi="Yu Gothic" w:eastAsia="Yu Gothic"/>
+          <w:b w:val="0"/>
+          <w:i w:val="0"/>
           <w:sz w:val="21"/>
         </w:rPr>
         <w:t>文書の改訂時に、既存の文書と新しい文書が同時に検索されないかどうかを確認します。</w:t>
@@ -1131,6 +1352,8 @@
       <w:r>
         <w:rPr>
           <w:rFonts w:ascii="Yu Gothic" w:hAnsi="Yu Gothic" w:eastAsia="Yu Gothic"/>
+          <w:b w:val="0"/>
+          <w:i w:val="0"/>
           <w:sz w:val="21"/>
         </w:rPr>
         <w:t>ボットとバージョン</w:t>
@@ -1144,6 +1367,8 @@
       <w:r>
         <w:rPr>
           <w:rFonts w:ascii="Yu Gothic" w:hAnsi="Yu Gothic" w:eastAsia="Yu Gothic"/>
+          <w:b w:val="0"/>
+          <w:i w:val="0"/>
           <w:sz w:val="21"/>
         </w:rPr>
         <w:t>変更前・後NLU方式、モデル、回答方式</w:t>
@@ -1157,6 +1382,8 @@
       <w:r>
         <w:rPr>
           <w:rFonts w:ascii="Yu Gothic" w:hAnsi="Yu Gothic" w:eastAsia="Yu Gothic"/>
+          <w:b w:val="0"/>
+          <w:i w:val="0"/>
           <w:sz w:val="21"/>
         </w:rPr>
         <w:t>変更した意図・個体・事前・QAまたは接続設定</w:t>
@@ -1170,6 +1397,8 @@
       <w:r>
         <w:rPr>
           <w:rFonts w:ascii="Yu Gothic" w:hAnsi="Yu Gothic" w:eastAsia="Yu Gothic"/>
+          <w:b w:val="0"/>
+          <w:i w:val="0"/>
           <w:sz w:val="21"/>
         </w:rPr>
         <w:t>実行した学習・インデックス付け・適用作業と画面状態</w:t>
@@ -1183,6 +1412,8 @@
       <w:r>
         <w:rPr>
           <w:rFonts w:ascii="Yu Gothic" w:hAnsi="Yu Gothic" w:eastAsia="Yu Gothic"/>
+          <w:b w:val="0"/>
+          <w:i w:val="0"/>
           <w:sz w:val="21"/>
         </w:rPr>
         <w:t>代表成功発火と失敗発火</w:t>
@@ -1196,6 +1427,8 @@
       <w:r>
         <w:rPr>
           <w:rFonts w:ascii="Yu Gothic" w:hAnsi="Yu Gothic" w:eastAsia="Yu Gothic"/>
+          <w:b w:val="0"/>
+          <w:i w:val="0"/>
           <w:sz w:val="21"/>
         </w:rPr>
         <w:t>変更前・後シミュレータ・分析・評価結果</w:t>
@@ -1234,9 +1467,11 @@
       <w:r>
         <w:rPr>
           <w:rFonts w:ascii="Yu Gothic" w:hAnsi="Yu Gothic" w:eastAsia="Yu Gothic"/>
+          <w:b w:val="0"/>
+          <w:i w:val="0"/>
           <w:sz w:val="21"/>
         </w:rPr>
-        <w:t>[MLエンジン活用](#6-mlエンジンの活用)</w:t>
+        <w:t>MLエンジン活用</w:t>
       </w:r>
     </w:p>
     <w:p>
@@ -1247,9 +1482,11 @@
       <w:r>
         <w:rPr>
           <w:rFonts w:ascii="Yu Gothic" w:hAnsi="Yu Gothic" w:eastAsia="Yu Gothic"/>
+          <w:b w:val="0"/>
+          <w:i w:val="0"/>
           <w:sz w:val="21"/>
         </w:rPr>
-        <w:t>[Semanticエンジン活用](#7-semanticエンジンの活用)</w:t>
+        <w:t>Semanticエンジン活用</w:t>
       </w:r>
     </w:p>
     <w:p>
@@ -1260,9 +1497,11 @@
       <w:r>
         <w:rPr>
           <w:rFonts w:ascii="Yu Gothic" w:hAnsi="Yu Gothic" w:eastAsia="Yu Gothic"/>
+          <w:b w:val="0"/>
+          <w:i w:val="0"/>
           <w:sz w:val="21"/>
         </w:rPr>
-        <w:t>[LLMエンジン活用](#8-llmエンジンの活用)</w:t>
+        <w:t>LLMエンジン活用</w:t>
       </w:r>
     </w:p>
     <w:p>
@@ -1326,6 +1565,8 @@
       <w:r>
         <w:rPr>
           <w:rFonts w:ascii="Yu Gothic" w:hAnsi="Yu Gothic" w:eastAsia="Yu Gothic"/>
+          <w:b w:val="0"/>
+          <w:i w:val="0"/>
           <w:sz w:val="21"/>
         </w:rPr>
         <w:t>意図別に代表表現と様々な表現を用意します。</w:t>
@@ -1339,6 +1580,8 @@
       <w:r>
         <w:rPr>
           <w:rFonts w:ascii="Yu Gothic" w:hAnsi="Yu Gothic" w:eastAsia="Yu Gothic"/>
+          <w:b w:val="0"/>
+          <w:i w:val="0"/>
           <w:sz w:val="21"/>
         </w:rPr>
         <w:t>1 つの文に 1 つの意図のみを含めます。</w:t>
@@ -1352,6 +1595,8 @@
       <w:r>
         <w:rPr>
           <w:rFonts w:ascii="Yu Gothic" w:hAnsi="Yu Gothic" w:eastAsia="Yu Gothic"/>
+          <w:b w:val="0"/>
+          <w:i w:val="0"/>
           <w:sz w:val="21"/>
         </w:rPr>
         <w:t>メソッドの問い合わせやエラーの問い合わせなど、区別が必要な意図は表現を混在させません。</w:t>
@@ -1365,6 +1610,8 @@
       <w:r>
         <w:rPr>
           <w:rFonts w:ascii="Yu Gothic" w:hAnsi="Yu Gothic" w:eastAsia="Yu Gothic"/>
+          <w:b w:val="0"/>
+          <w:i w:val="0"/>
           <w:sz w:val="21"/>
         </w:rPr>
         <w:t>意図別の文数と表現の多様性をまとめて確認します。</w:t>
@@ -1386,67 +1633,77 @@
     </w:p>
     <w:p>
       <w:pPr>
-        <w:pStyle w:val="ListNumber"/>
         <w:spacing w:after="80"/>
+        <w:ind w:left="360" w:hanging="288"/>
       </w:pPr>
       <w:r>
         <w:rPr>
           <w:rFonts w:ascii="Yu Gothic" w:hAnsi="Yu Gothic" w:eastAsia="Yu Gothic"/>
+          <w:b w:val="0"/>
+          <w:i w:val="0"/>
           <w:sz w:val="21"/>
         </w:rPr>
-        <w:t>代表発話と境界発話をそれぞれ用意します。</w:t>
+        <w:t>1. 代表発話と境界発話をそれぞれ用意します。</w:t>
       </w:r>
     </w:p>
     <w:p>
       <w:pPr>
-        <w:pStyle w:val="ListNumber"/>
         <w:spacing w:after="80"/>
+        <w:ind w:left="360" w:hanging="288"/>
       </w:pPr>
       <w:r>
         <w:rPr>
           <w:rFonts w:ascii="Yu Gothic" w:hAnsi="Yu Gothic" w:eastAsia="Yu Gothic"/>
+          <w:b w:val="0"/>
+          <w:i w:val="0"/>
           <w:sz w:val="21"/>
         </w:rPr>
-        <w:t>シミュレータで結果を確認します。</w:t>
+        <w:t>2. シミュレータで結果を確認します。</w:t>
       </w:r>
     </w:p>
     <w:p>
       <w:pPr>
-        <w:pStyle w:val="ListNumber"/>
         <w:spacing w:after="80"/>
+        <w:ind w:left="360" w:hanging="288"/>
       </w:pPr>
       <w:r>
         <w:rPr>
           <w:rFonts w:ascii="Yu Gothic" w:hAnsi="Yu Gothic" w:eastAsia="Yu Gothic"/>
+          <w:b w:val="0"/>
+          <w:i w:val="0"/>
           <w:sz w:val="21"/>
         </w:rPr>
-        <w:t>分析・評価画面で誤分類意図と繰り返される表現を探します。</w:t>
+        <w:t>3. 分析・評価画面で誤分類意図と繰り返される表現を探します。</w:t>
       </w:r>
     </w:p>
     <w:p>
       <w:pPr>
-        <w:pStyle w:val="ListNumber"/>
         <w:spacing w:after="80"/>
+        <w:ind w:left="360" w:hanging="288"/>
       </w:pPr>
       <w:r>
         <w:rPr>
           <w:rFonts w:ascii="Yu Gothic" w:hAnsi="Yu Gothic" w:eastAsia="Yu Gothic"/>
+          <w:b w:val="0"/>
+          <w:i w:val="0"/>
           <w:sz w:val="21"/>
         </w:rPr>
-        <w:t>競合意図の違いが明らかになるようにデータを修正します。</w:t>
+        <w:t>4. 競合意図の違いが明らかになるようにデータを修正します。</w:t>
       </w:r>
     </w:p>
     <w:p>
       <w:pPr>
-        <w:pStyle w:val="ListNumber"/>
         <w:spacing w:after="80"/>
+        <w:ind w:left="360" w:hanging="288"/>
       </w:pPr>
       <w:r>
         <w:rPr>
           <w:rFonts w:ascii="Yu Gothic" w:hAnsi="Yu Gothic" w:eastAsia="Yu Gothic"/>
+          <w:b w:val="0"/>
+          <w:i w:val="0"/>
           <w:sz w:val="21"/>
         </w:rPr>
-        <w:t>再学習し、同じテストを繰り返します。</w:t>
+        <w:t>5. 再学習し、同じテストを繰り返します。</w:t>
       </w:r>
     </w:p>
     <w:p>
@@ -1487,54 +1744,62 @@
     </w:p>
     <w:p>
       <w:pPr>
-        <w:pStyle w:val="ListNumber"/>
         <w:spacing w:after="80"/>
+        <w:ind w:left="360" w:hanging="288"/>
       </w:pPr>
       <w:r>
         <w:rPr>
           <w:rFonts w:ascii="Yu Gothic" w:hAnsi="Yu Gothic" w:eastAsia="Yu Gothic"/>
+          <w:b w:val="0"/>
+          <w:i w:val="0"/>
           <w:sz w:val="21"/>
         </w:rPr>
-        <w:t>競争意図と区別される基準を一文で説明します。</w:t>
+        <w:t>1. 競争意図と区別される基準を一文で説明します。</w:t>
       </w:r>
     </w:p>
     <w:p>
       <w:pPr>
-        <w:pStyle w:val="ListNumber"/>
         <w:spacing w:after="80"/>
+        <w:ind w:left="360" w:hanging="288"/>
       </w:pPr>
       <w:r>
         <w:rPr>
           <w:rFonts w:ascii="Yu Gothic" w:hAnsi="Yu Gothic" w:eastAsia="Yu Gothic"/>
+          <w:b w:val="0"/>
+          <w:i w:val="0"/>
           <w:sz w:val="21"/>
         </w:rPr>
-        <w:t>各意図に代表表現・変形表現・境界表現があることを確認します。</w:t>
+        <w:t>2. 各意図に代表表現・変形表現・境界表現があることを確認します。</w:t>
       </w:r>
     </w:p>
     <w:p>
       <w:pPr>
-        <w:pStyle w:val="ListNumber"/>
         <w:spacing w:after="80"/>
+        <w:ind w:left="360" w:hanging="288"/>
       </w:pPr>
       <w:r>
         <w:rPr>
           <w:rFonts w:ascii="Yu Gothic" w:hAnsi="Yu Gothic" w:eastAsia="Yu Gothic"/>
+          <w:b w:val="0"/>
+          <w:i w:val="0"/>
           <w:sz w:val="21"/>
         </w:rPr>
-        <w:t>ある文に複数の意図を混ぜた学習文がないことを確認します。</w:t>
+        <w:t>3. ある文に複数の意図を混ぜた学習文がないことを確認します。</w:t>
       </w:r>
     </w:p>
     <w:p>
       <w:pPr>
-        <w:pStyle w:val="ListNumber"/>
         <w:spacing w:after="80"/>
+        <w:ind w:left="360" w:hanging="288"/>
       </w:pPr>
       <w:r>
         <w:rPr>
           <w:rFonts w:ascii="Yu Gothic" w:hAnsi="Yu Gothic" w:eastAsia="Yu Gothic"/>
+          <w:b w:val="0"/>
+          <w:i w:val="0"/>
           <w:sz w:val="21"/>
         </w:rPr>
-        <w:t>変更前の成功 発話が変更後も保持されるか再テストします。</w:t>
+        <w:t>4. 変更前の成功 発話が変更後も保持されるか再テストします。</w:t>
       </w:r>
     </w:p>
     <w:p>
@@ -1573,9 +1838,20 @@
       <w:r>
         <w:rPr>
           <w:rFonts w:ascii="Yu Gothic" w:hAnsi="Yu Gothic" w:eastAsia="Yu Gothic"/>
+          <w:b/>
+          <w:i w:val="0"/>
           <w:sz w:val="21"/>
         </w:rPr>
-        <w:t>`Semantic - Vector Worker`: CGA Vector Worker 基本モデルと Local Vector DB を使用するタイプ</w:t>
+        <w:t>Semantic - Vector Worker</w:t>
+      </w:r>
+      <w:r>
+        <w:rPr>
+          <w:rFonts w:ascii="Yu Gothic" w:hAnsi="Yu Gothic" w:eastAsia="Yu Gothic"/>
+          <w:b w:val="0"/>
+          <w:i w:val="0"/>
+          <w:sz w:val="21"/>
+        </w:rPr>
+        <w:t>: CGA Vector Worker 基本モデルと Local Vector DB を使用するタイプ</w:t>
       </w:r>
     </w:p>
     <w:p>
@@ -1586,9 +1862,20 @@
       <w:r>
         <w:rPr>
           <w:rFonts w:ascii="Yu Gothic" w:hAnsi="Yu Gothic" w:eastAsia="Yu Gothic"/>
+          <w:b/>
+          <w:i w:val="0"/>
           <w:sz w:val="21"/>
         </w:rPr>
-        <w:t>`Semantic - External Embedding`: 外部埋め込みと Local Vector DB を接続するタイプ</w:t>
+        <w:t>Semantic - External Embedding</w:t>
+      </w:r>
+      <w:r>
+        <w:rPr>
+          <w:rFonts w:ascii="Yu Gothic" w:hAnsi="Yu Gothic" w:eastAsia="Yu Gothic"/>
+          <w:b w:val="0"/>
+          <w:i w:val="0"/>
+          <w:sz w:val="21"/>
+        </w:rPr>
+        <w:t>: 外部埋め込みと Local Vector DB を接続するタイプ</w:t>
       </w:r>
     </w:p>
     <w:p>
@@ -1638,7 +1925,61 @@
           <w:i w:val="0"/>
           <w:sz w:val="21"/>
         </w:rPr>
-        <w:t>現在のコードには、韓国語一般文書用 `ko-sroberta`、多言語・表・書式用 `multilingual-e5`、長い文書・約款用 `bge-m3` など外部埋め込み選択肢が定義されています。実際の運用選択は、文書の特性、運用接続、埋め込み互換性を一緒に確認します。</w:t>
+        <w:t xml:space="preserve">現在のコードには、韓国語一般文書用 </w:t>
+      </w:r>
+      <w:r>
+        <w:rPr>
+          <w:rFonts w:ascii="Yu Gothic" w:hAnsi="Yu Gothic" w:eastAsia="Yu Gothic"/>
+          <w:b/>
+          <w:i w:val="0"/>
+          <w:sz w:val="21"/>
+        </w:rPr>
+        <w:t>ko-sroberta</w:t>
+      </w:r>
+      <w:r>
+        <w:rPr>
+          <w:rFonts w:ascii="Yu Gothic" w:hAnsi="Yu Gothic" w:eastAsia="Yu Gothic"/>
+          <w:b w:val="0"/>
+          <w:i w:val="0"/>
+          <w:sz w:val="21"/>
+        </w:rPr>
+        <w:t xml:space="preserve">、多言語・表・書式用 </w:t>
+      </w:r>
+      <w:r>
+        <w:rPr>
+          <w:rFonts w:ascii="Yu Gothic" w:hAnsi="Yu Gothic" w:eastAsia="Yu Gothic"/>
+          <w:b/>
+          <w:i w:val="0"/>
+          <w:sz w:val="21"/>
+        </w:rPr>
+        <w:t>multilingual-e5</w:t>
+      </w:r>
+      <w:r>
+        <w:rPr>
+          <w:rFonts w:ascii="Yu Gothic" w:hAnsi="Yu Gothic" w:eastAsia="Yu Gothic"/>
+          <w:b w:val="0"/>
+          <w:i w:val="0"/>
+          <w:sz w:val="21"/>
+        </w:rPr>
+        <w:t xml:space="preserve">、長い文書・約款用 </w:t>
+      </w:r>
+      <w:r>
+        <w:rPr>
+          <w:rFonts w:ascii="Yu Gothic" w:hAnsi="Yu Gothic" w:eastAsia="Yu Gothic"/>
+          <w:b/>
+          <w:i w:val="0"/>
+          <w:sz w:val="21"/>
+        </w:rPr>
+        <w:t>bge-m3</w:t>
+      </w:r>
+      <w:r>
+        <w:rPr>
+          <w:rFonts w:ascii="Yu Gothic" w:hAnsi="Yu Gothic" w:eastAsia="Yu Gothic"/>
+          <w:b w:val="0"/>
+          <w:i w:val="0"/>
+          <w:sz w:val="21"/>
+        </w:rPr>
+        <w:t xml:space="preserve"> など外部埋め込み選択肢が定義されています。実際の運用選択は、文書の特性、運用接続、埋め込み互換性を一緒に確認します。</w:t>
       </w:r>
     </w:p>
     <w:p>
@@ -1657,67 +1998,77 @@
     </w:p>
     <w:p>
       <w:pPr>
-        <w:pStyle w:val="ListNumber"/>
         <w:spacing w:after="80"/>
+        <w:ind w:left="360" w:hanging="288"/>
       </w:pPr>
       <w:r>
         <w:rPr>
           <w:rFonts w:ascii="Yu Gothic" w:hAnsi="Yu Gothic" w:eastAsia="Yu Gothic"/>
+          <w:b w:val="0"/>
+          <w:i w:val="0"/>
           <w:sz w:val="21"/>
         </w:rPr>
-        <w:t>代表的な質問と表現を準備します。</w:t>
+        <w:t>1. 代表的な質問と表現を準備します。</w:t>
       </w:r>
     </w:p>
     <w:p>
       <w:pPr>
-        <w:pStyle w:val="ListNumber"/>
         <w:spacing w:after="80"/>
+        <w:ind w:left="360" w:hanging="288"/>
       </w:pPr>
       <w:r>
         <w:rPr>
           <w:rFonts w:ascii="Yu Gothic" w:hAnsi="Yu Gothic" w:eastAsia="Yu Gothic"/>
+          <w:b w:val="0"/>
+          <w:i w:val="0"/>
           <w:sz w:val="21"/>
         </w:rPr>
-        <w:t>意図データまたは知識データがVector DBに反映されていることを確認してください。</w:t>
+        <w:t>2. 意図データまたは知識データがVector DBに反映されていることを確認してください。</w:t>
       </w:r>
     </w:p>
     <w:p>
       <w:pPr>
-        <w:pStyle w:val="ListNumber"/>
         <w:spacing w:after="80"/>
+        <w:ind w:left="360" w:hanging="288"/>
       </w:pPr>
       <w:r>
         <w:rPr>
           <w:rFonts w:ascii="Yu Gothic" w:hAnsi="Yu Gothic" w:eastAsia="Yu Gothic"/>
+          <w:b w:val="0"/>
+          <w:i w:val="0"/>
           <w:sz w:val="21"/>
         </w:rPr>
-        <w:t>シミュレータでは、意味が同じ表現と異なる表現をそれぞれテストします。</w:t>
+        <w:t>3. シミュレータでは、意味が同じ表現と異なる表現をそれぞれテストします。</w:t>
       </w:r>
     </w:p>
     <w:p>
       <w:pPr>
-        <w:pStyle w:val="ListNumber"/>
         <w:spacing w:after="80"/>
+        <w:ind w:left="360" w:hanging="288"/>
       </w:pPr>
       <w:r>
         <w:rPr>
           <w:rFonts w:ascii="Yu Gothic" w:hAnsi="Yu Gothic" w:eastAsia="Yu Gothic"/>
+          <w:b w:val="0"/>
+          <w:i w:val="0"/>
           <w:sz w:val="21"/>
         </w:rPr>
-        <w:t>検索結果、類似度、しきい値、インデックスの状態を確認します。</w:t>
+        <w:t>4. 検索結果、類似度、しきい値、インデックスの状態を確認します。</w:t>
       </w:r>
     </w:p>
     <w:p>
       <w:pPr>
-        <w:pStyle w:val="ListNumber"/>
         <w:spacing w:after="80"/>
+        <w:ind w:left="360" w:hanging="288"/>
       </w:pPr>
       <w:r>
         <w:rPr>
           <w:rFonts w:ascii="Yu Gothic" w:hAnsi="Yu Gothic" w:eastAsia="Yu Gothic"/>
+          <w:b w:val="0"/>
+          <w:i w:val="0"/>
           <w:sz w:val="21"/>
         </w:rPr>
-        <w:t>検索が合わない場合、データ・埋め込み・インデックスの組み合わせを一緒にチェックします。</w:t>
+        <w:t>5. 検索が合わない場合、データ・埋め込み・インデックスの組み合わせを一緒にチェックします。</w:t>
       </w:r>
     </w:p>
     <w:p>
@@ -1728,6 +2079,7 @@
       <w:r>
         <w:rPr>
           <w:rFonts w:ascii="Yu Gothic" w:hAnsi="Yu Gothic" w:eastAsia="Yu Gothic"/>
+          <w:b w:val="0"/>
           <w:i/>
           <w:color w:val="5F6368"/>
           <w:sz w:val="19"/>
@@ -1748,54 +2100,62 @@
     </w:p>
     <w:p>
       <w:pPr>
-        <w:pStyle w:val="ListNumber"/>
         <w:spacing w:after="80"/>
+        <w:ind w:left="360" w:hanging="288"/>
       </w:pPr>
       <w:r>
         <w:rPr>
           <w:rFonts w:ascii="Yu Gothic" w:hAnsi="Yu Gothic" w:eastAsia="Yu Gothic"/>
+          <w:b w:val="0"/>
+          <w:i w:val="0"/>
           <w:sz w:val="21"/>
         </w:rPr>
-        <w:t>埋め込みモデルと検索対象データが互換性があることを確認します。</w:t>
+        <w:t>1. 埋め込みモデルと検索対象データが互換性があることを確認します。</w:t>
       </w:r>
     </w:p>
     <w:p>
       <w:pPr>
-        <w:pStyle w:val="ListNumber"/>
         <w:spacing w:after="80"/>
+        <w:ind w:left="360" w:hanging="288"/>
       </w:pPr>
       <w:r>
         <w:rPr>
           <w:rFonts w:ascii="Yu Gothic" w:hAnsi="Yu Gothic" w:eastAsia="Yu Gothic"/>
+          <w:b w:val="0"/>
+          <w:i w:val="0"/>
           <w:sz w:val="21"/>
         </w:rPr>
-        <w:t>Index名と接続先が現在のボット・バージョンと一致することを確認します。</w:t>
+        <w:t>2. Index名と接続先が現在のボット・バージョンと一致することを確認します。</w:t>
       </w:r>
     </w:p>
     <w:p>
       <w:pPr>
-        <w:pStyle w:val="ListNumber"/>
         <w:spacing w:after="80"/>
+        <w:ind w:left="360" w:hanging="288"/>
       </w:pPr>
       <w:r>
         <w:rPr>
           <w:rFonts w:ascii="Yu Gothic" w:hAnsi="Yu Gothic" w:eastAsia="Yu Gothic"/>
+          <w:b w:val="0"/>
+          <w:i w:val="0"/>
           <w:sz w:val="21"/>
         </w:rPr>
-        <w:t>外部検索APIを使用している場合は、応答仕様と認証設定を担当者に確認してください。</w:t>
+        <w:t>3. 外部検索APIを使用している場合は、応答仕様と認証設定を担当者に確認してください。</w:t>
       </w:r>
     </w:p>
     <w:p>
       <w:pPr>
-        <w:pStyle w:val="ListNumber"/>
         <w:spacing w:after="80"/>
+        <w:ind w:left="360" w:hanging="288"/>
       </w:pPr>
       <w:r>
         <w:rPr>
           <w:rFonts w:ascii="Yu Gothic" w:hAnsi="Yu Gothic" w:eastAsia="Yu Gothic"/>
+          <w:b w:val="0"/>
+          <w:i w:val="0"/>
           <w:sz w:val="21"/>
         </w:rPr>
-        <w:t>インデックスが更新される前の結果は、新しいデータの品質として解釈されません。</w:t>
+        <w:t>4. インデックスが更新される前の結果は、新しいデータの品質として解釈されません。</w:t>
       </w:r>
     </w:p>
     <w:p>
@@ -1834,7 +2194,43 @@
           <w:i w:val="0"/>
           <w:sz w:val="21"/>
         </w:rPr>
-        <w:t>LLM Engine を選択すると、LLM Provider および Provider 固有の詳細モデルを設定できます。画面で確認されたProviderの選択肢は、Gemini、ChatGPT、Claude、Groq、Cerebras、Mistral、Ollama、OpenRouterです。たとえば、ChatGPTを選択すると、`GPT-4o mini（標準）`と`GPT-4o（高品質）`が表示されます。 Providerとモデルのリストは操作設定によって異なり、Ollamaを使用している場合は別のアドレス入力項目が表示されることがあります。</w:t>
+        <w:t>LLM Engine を選択すると、LLM Provider および Provider 固有の詳細モデルを設定できます。画面で確認されたProviderの選択肢は、Gemini、ChatGPT、Claude、Groq、Cerebras、Mistral、Ollama、OpenRouterです。たとえば、ChatGPTを選択すると、</w:t>
+      </w:r>
+      <w:r>
+        <w:rPr>
+          <w:rFonts w:ascii="Yu Gothic" w:hAnsi="Yu Gothic" w:eastAsia="Yu Gothic"/>
+          <w:b/>
+          <w:i w:val="0"/>
+          <w:sz w:val="21"/>
+        </w:rPr>
+        <w:t>GPT-4o mini（標準）</w:t>
+      </w:r>
+      <w:r>
+        <w:rPr>
+          <w:rFonts w:ascii="Yu Gothic" w:hAnsi="Yu Gothic" w:eastAsia="Yu Gothic"/>
+          <w:b w:val="0"/>
+          <w:i w:val="0"/>
+          <w:sz w:val="21"/>
+        </w:rPr>
+        <w:t>と</w:t>
+      </w:r>
+      <w:r>
+        <w:rPr>
+          <w:rFonts w:ascii="Yu Gothic" w:hAnsi="Yu Gothic" w:eastAsia="Yu Gothic"/>
+          <w:b/>
+          <w:i w:val="0"/>
+          <w:sz w:val="21"/>
+        </w:rPr>
+        <w:t>GPT-4o（高品質）</w:t>
+      </w:r>
+      <w:r>
+        <w:rPr>
+          <w:rFonts w:ascii="Yu Gothic" w:hAnsi="Yu Gothic" w:eastAsia="Yu Gothic"/>
+          <w:b w:val="0"/>
+          <w:i w:val="0"/>
+          <w:sz w:val="21"/>
+        </w:rPr>
+        <w:t>が表示されます。 Providerとモデルのリストは操作設定によって異なり、Ollamaを使用している場合は別のアドレス入力項目が表示されることがあります。</w:t>
       </w:r>
     </w:p>
     <w:p>
@@ -1870,6 +2266,8 @@
       <w:r>
         <w:rPr>
           <w:rFonts w:ascii="Yu Gothic" w:hAnsi="Yu Gothic" w:eastAsia="Yu Gothic"/>
+          <w:b w:val="0"/>
+          <w:i w:val="0"/>
           <w:sz w:val="21"/>
         </w:rPr>
         <w:t>LLM Engineの回答：LLMが回答を生成する方法</w:t>
@@ -1883,6 +2281,8 @@
       <w:r>
         <w:rPr>
           <w:rFonts w:ascii="Yu Gothic" w:hAnsi="Yu Gothic" w:eastAsia="Yu Gothic"/>
+          <w:b w:val="0"/>
+          <w:i w:val="0"/>
           <w:sz w:val="21"/>
         </w:rPr>
         <w:t>LLM Engine RAGの回答：検索された知識とLLMを一緒に使用する方法</w:t>
@@ -1896,6 +2296,8 @@
       <w:r>
         <w:rPr>
           <w:rFonts w:ascii="Yu Gothic" w:hAnsi="Yu Gothic" w:eastAsia="Yu Gothic"/>
+          <w:b w:val="0"/>
+          <w:i w:val="0"/>
           <w:sz w:val="21"/>
         </w:rPr>
         <w:t>決まった回答：事前定義された回答の使い方</w:t>
@@ -1928,67 +2330,77 @@
     </w:p>
     <w:p>
       <w:pPr>
-        <w:pStyle w:val="ListNumber"/>
         <w:spacing w:after="80"/>
+        <w:ind w:left="360" w:hanging="288"/>
       </w:pPr>
       <w:r>
         <w:rPr>
           <w:rFonts w:ascii="Yu Gothic" w:hAnsi="Yu Gothic" w:eastAsia="Yu Gothic"/>
+          <w:b w:val="0"/>
+          <w:i w:val="0"/>
           <w:sz w:val="21"/>
         </w:rPr>
-        <w:t>代表的な質問、あいまいな質問、禁止または例外の質問を準備します。</w:t>
+        <w:t>1. 代表的な質問、あいまいな質問、禁止または例外の質問を準備します。</w:t>
       </w:r>
     </w:p>
     <w:p>
       <w:pPr>
-        <w:pStyle w:val="ListNumber"/>
         <w:spacing w:after="80"/>
+        <w:ind w:left="360" w:hanging="288"/>
       </w:pPr>
       <w:r>
         <w:rPr>
           <w:rFonts w:ascii="Yu Gothic" w:hAnsi="Yu Gothic" w:eastAsia="Yu Gothic"/>
+          <w:b w:val="0"/>
+          <w:i w:val="0"/>
           <w:sz w:val="21"/>
         </w:rPr>
-        <w:t>Provider と詳細モデルを固定します。</w:t>
+        <w:t>2. Provider と詳細モデルを固定します。</w:t>
       </w:r>
     </w:p>
     <w:p>
       <w:pPr>
-        <w:pStyle w:val="ListNumber"/>
         <w:spacing w:after="80"/>
+        <w:ind w:left="360" w:hanging="288"/>
       </w:pPr>
       <w:r>
         <w:rPr>
           <w:rFonts w:ascii="Yu Gothic" w:hAnsi="Yu Gothic" w:eastAsia="Yu Gothic"/>
+          <w:b w:val="0"/>
+          <w:i w:val="0"/>
           <w:sz w:val="21"/>
         </w:rPr>
-        <w:t>同じ入力を繰り返して応答の一貫性を確認します。</w:t>
+        <w:t>3. 同じ入力を繰り返して応答の一貫性を確認します。</w:t>
       </w:r>
     </w:p>
     <w:p>
       <w:pPr>
-        <w:pStyle w:val="ListNumber"/>
         <w:spacing w:after="80"/>
+        <w:ind w:left="360" w:hanging="288"/>
       </w:pPr>
       <w:r>
         <w:rPr>
           <w:rFonts w:ascii="Yu Gothic" w:hAnsi="Yu Gothic" w:eastAsia="Yu Gothic"/>
+          <w:b w:val="0"/>
+          <w:i w:val="0"/>
           <w:sz w:val="21"/>
         </w:rPr>
-        <w:t>ディレクティブの遵守と回答の根拠を確認してください。</w:t>
+        <w:t>4. ディレクティブの遵守と回答の根拠を確認してください。</w:t>
       </w:r>
     </w:p>
     <w:p>
       <w:pPr>
-        <w:pStyle w:val="ListNumber"/>
         <w:spacing w:after="80"/>
+        <w:ind w:left="360" w:hanging="288"/>
       </w:pPr>
       <w:r>
         <w:rPr>
           <w:rFonts w:ascii="Yu Gothic" w:hAnsi="Yu Gothic" w:eastAsia="Yu Gothic"/>
+          <w:b w:val="0"/>
+          <w:i w:val="0"/>
           <w:sz w:val="21"/>
         </w:rPr>
-        <w:t>遅延・費用・失敗応答を記録します。</w:t>
+        <w:t>5. 遅延・費用・失敗応答を記録します。</w:t>
       </w:r>
     </w:p>
     <w:p>
@@ -2004,54 +2416,62 @@
     </w:p>
     <w:p>
       <w:pPr>
-        <w:pStyle w:val="ListNumber"/>
         <w:spacing w:after="80"/>
+        <w:ind w:left="360" w:hanging="288"/>
       </w:pPr>
       <w:r>
         <w:rPr>
           <w:rFonts w:ascii="Yu Gothic" w:hAnsi="Yu Gothic" w:eastAsia="Yu Gothic"/>
+          <w:b w:val="0"/>
+          <w:i w:val="0"/>
           <w:sz w:val="21"/>
         </w:rPr>
-        <w:t>Providerと詳細モデルを変更前・後に記録します。</w:t>
+        <w:t>1. Providerと詳細モデルを変更前・後に記録します。</w:t>
       </w:r>
     </w:p>
     <w:p>
       <w:pPr>
-        <w:pStyle w:val="ListNumber"/>
         <w:spacing w:after="80"/>
+        <w:ind w:left="360" w:hanging="288"/>
       </w:pPr>
       <w:r>
         <w:rPr>
           <w:rFonts w:ascii="Yu Gothic" w:hAnsi="Yu Gothic" w:eastAsia="Yu Gothic"/>
+          <w:b w:val="0"/>
+          <w:i w:val="0"/>
           <w:sz w:val="21"/>
         </w:rPr>
-        <w:t>同じ入力・指示文・回答方式を使って比較します。</w:t>
+        <w:t>2. 同じ入力・指示文・回答方式を使って比較します。</w:t>
       </w:r>
     </w:p>
     <w:p>
       <w:pPr>
-        <w:pStyle w:val="ListNumber"/>
         <w:spacing w:after="80"/>
+        <w:ind w:left="360" w:hanging="288"/>
       </w:pPr>
       <w:r>
         <w:rPr>
           <w:rFonts w:ascii="Yu Gothic" w:hAnsi="Yu Gothic" w:eastAsia="Yu Gothic"/>
+          <w:b w:val="0"/>
+          <w:i w:val="0"/>
           <w:sz w:val="21"/>
         </w:rPr>
-        <w:t>現実性、フォーマットコンプライアンス、禁止応答、失敗応答を別々に確認します。</w:t>
+        <w:t>3. 現実性、フォーマットコンプライアンス、禁止応答、失敗応答を別々に確認します。</w:t>
       </w:r>
     </w:p>
     <w:p>
       <w:pPr>
-        <w:pStyle w:val="ListNumber"/>
         <w:spacing w:after="80"/>
+        <w:ind w:left="360" w:hanging="288"/>
       </w:pPr>
       <w:r>
         <w:rPr>
           <w:rFonts w:ascii="Yu Gothic" w:hAnsi="Yu Gothic" w:eastAsia="Yu Gothic"/>
+          <w:b w:val="0"/>
+          <w:i w:val="0"/>
           <w:sz w:val="21"/>
         </w:rPr>
-        <w:t>遅延やコストが重要な業務であれば、品質結果とともに記録します。</w:t>
+        <w:t>4. 遅延やコストが重要な業務であれば、品質結果とともに記録します。</w:t>
       </w:r>
     </w:p>
     <w:p>
@@ -2092,67 +2512,77 @@
     </w:p>
     <w:p>
       <w:pPr>
-        <w:pStyle w:val="ListNumber"/>
         <w:spacing w:after="80"/>
+        <w:ind w:left="360" w:hanging="288"/>
       </w:pPr>
       <w:r>
         <w:rPr>
           <w:rFonts w:ascii="Yu Gothic" w:hAnsi="Yu Gothic" w:eastAsia="Yu Gothic"/>
+          <w:b w:val="0"/>
+          <w:i w:val="0"/>
           <w:sz w:val="21"/>
         </w:rPr>
-        <w:t>失敗した発話を集めます。</w:t>
+        <w:t>1. 失敗した発話を集めます。</w:t>
       </w:r>
     </w:p>
     <w:p>
       <w:pPr>
-        <w:pStyle w:val="ListNumber"/>
         <w:spacing w:after="80"/>
+        <w:ind w:left="360" w:hanging="288"/>
       </w:pPr>
       <w:r>
         <w:rPr>
           <w:rFonts w:ascii="Yu Gothic" w:hAnsi="Yu Gothic" w:eastAsia="Yu Gothic"/>
+          <w:b w:val="0"/>
+          <w:i w:val="0"/>
           <w:sz w:val="21"/>
         </w:rPr>
-        <w:t>実際に適用された分類ステップを確認してください。</w:t>
+        <w:t>2. 実際に適用された分類ステップを確認してください。</w:t>
       </w:r>
     </w:p>
     <w:p>
       <w:pPr>
-        <w:pStyle w:val="ListNumber"/>
         <w:spacing w:after="80"/>
+        <w:ind w:left="360" w:hanging="288"/>
       </w:pPr>
       <w:r>
         <w:rPr>
           <w:rFonts w:ascii="Yu Gothic" w:hAnsi="Yu Gothic" w:eastAsia="Yu Gothic"/>
+          <w:b w:val="0"/>
+          <w:i w:val="0"/>
           <w:sz w:val="21"/>
         </w:rPr>
-        <w:t>意図・検索・指示・回答のうちどの領域の問題かを分離します。</w:t>
+        <w:t>3. 意図・検索・指示・回答のうちどの領域の問題かを分離します。</w:t>
       </w:r>
     </w:p>
     <w:p>
       <w:pPr>
-        <w:pStyle w:val="ListNumber"/>
         <w:spacing w:after="80"/>
+        <w:ind w:left="360" w:hanging="288"/>
       </w:pPr>
       <w:r>
         <w:rPr>
           <w:rFonts w:ascii="Yu Gothic" w:hAnsi="Yu Gothic" w:eastAsia="Yu Gothic"/>
+          <w:b w:val="0"/>
+          <w:i w:val="0"/>
           <w:sz w:val="21"/>
         </w:rPr>
-        <w:t>最小範囲のデータを修正します。</w:t>
+        <w:t>4. 最小範囲のデータを修正します。</w:t>
       </w:r>
     </w:p>
     <w:p>
       <w:pPr>
-        <w:pStyle w:val="ListNumber"/>
         <w:spacing w:after="80"/>
+        <w:ind w:left="360" w:hanging="288"/>
       </w:pPr>
       <w:r>
         <w:rPr>
           <w:rFonts w:ascii="Yu Gothic" w:hAnsi="Yu Gothic" w:eastAsia="Yu Gothic"/>
+          <w:b w:val="0"/>
+          <w:i w:val="0"/>
           <w:sz w:val="21"/>
         </w:rPr>
-        <w:t>既存の成功発話と失敗発話を一緒に再テストします。</w:t>
+        <w:t>5. 既存の成功発話と失敗発話を一緒に再テストします。</w:t>
       </w:r>
     </w:p>
     <w:p>
@@ -2215,6 +2645,7 @@
               <w:rPr>
                 <w:rFonts w:ascii="Yu Gothic" w:hAnsi="Yu Gothic" w:eastAsia="Yu Gothic"/>
                 <w:b/>
+                <w:i w:val="0"/>
                 <w:color w:val="1F4D78"/>
                 <w:sz w:val="18"/>
               </w:rPr>
@@ -2243,6 +2674,7 @@
               <w:rPr>
                 <w:rFonts w:ascii="Yu Gothic" w:hAnsi="Yu Gothic" w:eastAsia="Yu Gothic"/>
                 <w:b/>
+                <w:i w:val="0"/>
                 <w:color w:val="1F4D78"/>
                 <w:sz w:val="18"/>
               </w:rPr>
@@ -2271,6 +2703,7 @@
               <w:rPr>
                 <w:rFonts w:ascii="Yu Gothic" w:hAnsi="Yu Gothic" w:eastAsia="Yu Gothic"/>
                 <w:b/>
+                <w:i w:val="0"/>
                 <w:color w:val="1F4D78"/>
                 <w:sz w:val="18"/>
               </w:rPr>
@@ -2300,6 +2733,7 @@
               <w:rPr>
                 <w:rFonts w:ascii="Yu Gothic" w:hAnsi="Yu Gothic" w:eastAsia="Yu Gothic"/>
                 <w:b w:val="0"/>
+                <w:i w:val="0"/>
                 <w:sz w:val="18"/>
               </w:rPr>
               <w:t>代表発話通常の主な使用経路の確認よく使われる表現</w:t>
@@ -2354,6 +2788,7 @@
               <w:rPr>
                 <w:rFonts w:ascii="Yu Gothic" w:hAnsi="Yu Gothic" w:eastAsia="Yu Gothic"/>
                 <w:b w:val="0"/>
+                <w:i w:val="0"/>
                 <w:sz w:val="18"/>
               </w:rPr>
               <w:t>変形発火表現の変化に対する処理の確認語順、話し方、浮き書きの変化</w:t>
@@ -2408,6 +2843,7 @@
               <w:rPr>
                 <w:rFonts w:ascii="Yu Gothic" w:hAnsi="Yu Gothic" w:eastAsia="Yu Gothic"/>
                 <w:b w:val="0"/>
+                <w:i w:val="0"/>
                 <w:sz w:val="18"/>
               </w:rPr>
               <w:t>境界発火競争意図と区別されることを確認同様の単語を含む他の要求</w:t>
@@ -2462,6 +2898,7 @@
               <w:rPr>
                 <w:rFonts w:ascii="Yu Gothic" w:hAnsi="Yu Gothic" w:eastAsia="Yu Gothic"/>
                 <w:b w:val="0"/>
+                <w:i w:val="0"/>
                 <w:sz w:val="18"/>
               </w:rPr>
               <w:t>例外発話未支援・あいまいな要請の処理確認意図に属さない質問</w:t>
@@ -2516,6 +2953,7 @@
               <w:rPr>
                 <w:rFonts w:ascii="Yu Gothic" w:hAnsi="Yu Gothic" w:eastAsia="Yu Gothic"/>
                 <w:b w:val="0"/>
+                <w:i w:val="0"/>
                 <w:sz w:val="18"/>
               </w:rPr>
               <w:t>回帰発火変更前の成功結果の維持確認以前に成功した発話</w:t>
@@ -2610,6 +3048,7 @@
               <w:rPr>
                 <w:rFonts w:ascii="Yu Gothic" w:hAnsi="Yu Gothic" w:eastAsia="Yu Gothic"/>
                 <w:b/>
+                <w:i w:val="0"/>
                 <w:color w:val="1F4D78"/>
                 <w:sz w:val="18"/>
               </w:rPr>
@@ -2638,6 +3077,7 @@
               <w:rPr>
                 <w:rFonts w:ascii="Yu Gothic" w:hAnsi="Yu Gothic" w:eastAsia="Yu Gothic"/>
                 <w:b/>
+                <w:i w:val="0"/>
                 <w:color w:val="1F4D78"/>
                 <w:sz w:val="18"/>
               </w:rPr>
@@ -2667,6 +3107,7 @@
               <w:rPr>
                 <w:rFonts w:ascii="Yu Gothic" w:hAnsi="Yu Gothic" w:eastAsia="Yu Gothic"/>
                 <w:b w:val="0"/>
+                <w:i w:val="0"/>
                 <w:sz w:val="18"/>
               </w:rPr>
               <w:t>予想意図に分類されていません。ボット・バージョン・エンジン・データ状態</w:t>
@@ -2693,6 +3134,7 @@
               <w:rPr>
                 <w:rFonts w:ascii="Yu Gothic" w:hAnsi="Yu Gothic" w:eastAsia="Yu Gothic"/>
                 <w:b w:val="0"/>
+                <w:i w:val="0"/>
                 <w:sz w:val="18"/>
               </w:rPr>
               <w:t>代表・境界発火と競争意図を共に検討</w:t>
@@ -2721,6 +3163,7 @@
               <w:rPr>
                 <w:rFonts w:ascii="Yu Gothic" w:hAnsi="Yu Gothic" w:eastAsia="Yu Gothic"/>
                 <w:b w:val="0"/>
+                <w:i w:val="0"/>
                 <w:sz w:val="18"/>
               </w:rPr>
               <w:t>Semantic検索結果がありません。 Vector DB、Index、埋め込み互換性接続・インデックス・データ反映状態確認</w:t>
@@ -2762,6 +3205,7 @@
               <w:rPr>
                 <w:rFonts w:ascii="Yu Gothic" w:hAnsi="Yu Gothic" w:eastAsia="Yu Gothic"/>
                 <w:b w:val="0"/>
+                <w:i w:val="0"/>
                 <w:sz w:val="18"/>
               </w:rPr>
               <w:t>LLM回答が揺れます。 Provider、モデル、ディレクティブ、入力</w:t>
@@ -2788,6 +3232,7 @@
               <w:rPr>
                 <w:rFonts w:ascii="Yu Gothic" w:hAnsi="Yu Gothic" w:eastAsia="Yu Gothic"/>
                 <w:b w:val="0"/>
+                <w:i w:val="0"/>
                 <w:sz w:val="18"/>
               </w:rPr>
               <w:t>同じテストセットで比較し、ディレクティブを絞り込む</w:t>
@@ -2816,6 +3261,7 @@
               <w:rPr>
                 <w:rFonts w:ascii="Yu Gothic" w:hAnsi="Yu Gothic" w:eastAsia="Yu Gothic"/>
                 <w:b w:val="0"/>
+                <w:i w:val="0"/>
                 <w:sz w:val="18"/>
               </w:rPr>
               <w:t>学習または準備状態が完了していません。学習履歴、エラーメッセージ、選択の組み合わせ画面の状態を記録し、運営担当者に伝えます。</w:t>
@@ -2857,9 +3303,29 @@
       <w:r>
         <w:rPr>
           <w:rFonts w:ascii="Yu Gothic" w:hAnsi="Yu Gothic" w:eastAsia="Yu Gothic"/>
+          <w:b w:val="0"/>
+          <w:i w:val="0"/>
           <w:sz w:val="21"/>
         </w:rPr>
-        <w:t>症状：学習要求はキューに登録されていますが、更新後に`未学習`のままになる</w:t>
+        <w:t>症状：学習要求はキューに登録されていますが、更新後に</w:t>
+      </w:r>
+      <w:r>
+        <w:rPr>
+          <w:rFonts w:ascii="Yu Gothic" w:hAnsi="Yu Gothic" w:eastAsia="Yu Gothic"/>
+          <w:b/>
+          <w:i w:val="0"/>
+          <w:sz w:val="21"/>
+        </w:rPr>
+        <w:t>未学習</w:t>
+      </w:r>
+      <w:r>
+        <w:rPr>
+          <w:rFonts w:ascii="Yu Gothic" w:hAnsi="Yu Gothic" w:eastAsia="Yu Gothic"/>
+          <w:b w:val="0"/>
+          <w:i w:val="0"/>
+          <w:sz w:val="21"/>
+        </w:rPr>
+        <w:t>のままになる</w:t>
       </w:r>
     </w:p>
     <w:p>
@@ -2870,9 +3336,38 @@
       <w:r>
         <w:rPr>
           <w:rFonts w:ascii="Yu Gothic" w:hAnsi="Yu Gothic" w:eastAsia="Yu Gothic"/>
+          <w:b w:val="0"/>
+          <w:i w:val="0"/>
           <w:sz w:val="21"/>
         </w:rPr>
-        <w:t>シミュレータ結果: `意図未分類`, `学習文がないため意図分類を実行できません。`</w:t>
+        <w:t xml:space="preserve">シミュレータ結果: </w:t>
+      </w:r>
+      <w:r>
+        <w:rPr>
+          <w:rFonts w:ascii="Yu Gothic" w:hAnsi="Yu Gothic" w:eastAsia="Yu Gothic"/>
+          <w:b/>
+          <w:i w:val="0"/>
+          <w:sz w:val="21"/>
+        </w:rPr>
+        <w:t>意図未分類</w:t>
+      </w:r>
+      <w:r>
+        <w:rPr>
+          <w:rFonts w:ascii="Yu Gothic" w:hAnsi="Yu Gothic" w:eastAsia="Yu Gothic"/>
+          <w:b w:val="0"/>
+          <w:i w:val="0"/>
+          <w:sz w:val="21"/>
+        </w:rPr>
+        <w:t xml:space="preserve">, </w:t>
+      </w:r>
+      <w:r>
+        <w:rPr>
+          <w:rFonts w:ascii="Yu Gothic" w:hAnsi="Yu Gothic" w:eastAsia="Yu Gothic"/>
+          <w:b/>
+          <w:i w:val="0"/>
+          <w:sz w:val="21"/>
+        </w:rPr>
+        <w:t>学習文がないため意図分類を実行できません。</w:t>
       </w:r>
     </w:p>
     <w:p>
@@ -2883,6 +3378,8 @@
       <w:r>
         <w:rPr>
           <w:rFonts w:ascii="Yu Gothic" w:hAnsi="Yu Gothic" w:eastAsia="Yu Gothic"/>
+          <w:b w:val="0"/>
+          <w:i w:val="0"/>
           <w:sz w:val="21"/>
         </w:rPr>
         <w:t>判断：学習文の保存成功とML学習完了は別々の状態なので、学習完了前に分類品質を評価しない</w:t>
@@ -2896,6 +3393,8 @@
       <w:r>
         <w:rPr>
           <w:rFonts w:ascii="Yu Gothic" w:hAnsi="Yu Gothic" w:eastAsia="Yu Gothic"/>
+          <w:b w:val="0"/>
+          <w:i w:val="0"/>
           <w:sz w:val="21"/>
         </w:rPr>
         <w:t>処置: 学習履歴の完了状態を確認し、履歴がなければ運営担当者にボット・バージョン・エンジン・要求時刻を伝達</w:t>
@@ -2923,6 +3422,378 @@
           <w:i w:val="0"/>
           <w:sz w:val="21"/>
         </w:rPr>
+        <w:t>11. 学習・索引の実行と状態判定</w:t>
+      </w:r>
+    </w:p>
+    <w:p>
+      <w:pPr>
+        <w:pStyle w:val="ListBullet"/>
+        <w:spacing w:after="80"/>
+      </w:pPr>
+      <w:r>
+        <w:rPr>
+          <w:rFonts w:ascii="Yu Gothic" w:hAnsi="Yu Gothic" w:eastAsia="Yu Gothic"/>
+          <w:b w:val="0"/>
+          <w:i w:val="0"/>
+          <w:sz w:val="21"/>
+        </w:rPr>
+        <w:t>実行前にボット UUID、バージョン、言語、エンジン、モデル、回答方式、保存済み資産、基準テストセットを確認します。</w:t>
+      </w:r>
+    </w:p>
+    <w:p>
+      <w:pPr>
+        <w:pStyle w:val="ListBullet"/>
+        <w:spacing w:after="80"/>
+      </w:pPr>
+      <w:r>
+        <w:rPr>
+          <w:rFonts w:ascii="Yu Gothic" w:hAnsi="Yu Gothic" w:eastAsia="Yu Gothic"/>
+          <w:b w:val="0"/>
+          <w:i w:val="0"/>
+          <w:sz w:val="21"/>
+        </w:rPr>
+        <w:t>ML 学習と Semantic 索引は 3 分以上かかる場合があります。要求メッセージだけでは成功と判断しません。</w:t>
+      </w:r>
+    </w:p>
+    <w:p>
+      <w:pPr>
+        <w:pStyle w:val="ListBullet"/>
+        <w:spacing w:after="80"/>
+      </w:pPr>
+      <w:r>
+        <w:rPr>
+          <w:rFonts w:ascii="Yu Gothic" w:hAnsi="Yu Gothic" w:eastAsia="Yu Gothic"/>
+          <w:b w:val="0"/>
+          <w:i w:val="0"/>
+          <w:sz w:val="21"/>
+        </w:rPr>
+        <w:t>学習履歴で最終状態を確認してからボットテストを行います。履歴なし、未学習のまま、空の索引、LLM 呼び出し失敗は失敗として扱います。</w:t>
+      </w:r>
+    </w:p>
+    <w:p>
+      <w:pPr>
+        <w:pStyle w:val="Heading1"/>
+      </w:pPr>
+      <w:r>
+        <w:rPr>
+          <w:rFonts w:ascii="Yu Gothic" w:hAnsi="Yu Gothic" w:eastAsia="Yu Gothic"/>
+          <w:b/>
+          <w:i w:val="0"/>
+          <w:sz w:val="21"/>
+        </w:rPr>
+        <w:t>12. Score と Cut-off の運用</w:t>
+      </w:r>
+    </w:p>
+    <w:p>
+      <w:pPr>
+        <w:spacing w:after="80"/>
+        <w:ind w:left="360" w:hanging="288"/>
+      </w:pPr>
+      <w:r>
+        <w:rPr>
+          <w:rFonts w:ascii="Yu Gothic" w:hAnsi="Yu Gothic" w:eastAsia="Yu Gothic"/>
+          <w:b w:val="0"/>
+          <w:i w:val="0"/>
+          <w:sz w:val="21"/>
+        </w:rPr>
+        <w:t>1. 現在の Cut-off と類似度基準を記録します。</w:t>
+      </w:r>
+    </w:p>
+    <w:p>
+      <w:pPr>
+        <w:spacing w:after="80"/>
+        <w:ind w:left="360" w:hanging="288"/>
+      </w:pPr>
+      <w:r>
+        <w:rPr>
+          <w:rFonts w:ascii="Yu Gothic" w:hAnsi="Yu Gothic" w:eastAsia="Yu Gothic"/>
+          <w:b w:val="0"/>
+          <w:i w:val="0"/>
+          <w:sz w:val="21"/>
+        </w:rPr>
+        <w:t>2. 正解、誤答、境界、非対応発話の Score 分布を収集します。</w:t>
+      </w:r>
+    </w:p>
+    <w:p>
+      <w:pPr>
+        <w:spacing w:after="80"/>
+        <w:ind w:left="360" w:hanging="288"/>
+      </w:pPr>
+      <w:r>
+        <w:rPr>
+          <w:rFonts w:ascii="Yu Gothic" w:hAnsi="Yu Gothic" w:eastAsia="Yu Gothic"/>
+          <w:b w:val="0"/>
+          <w:i w:val="0"/>
+          <w:sz w:val="21"/>
+        </w:rPr>
+        <w:t>3. 一度に一つの基準だけを変更し、同じ回帰セットを再実行します。</w:t>
+      </w:r>
+    </w:p>
+    <w:p>
+      <w:pPr>
+        <w:spacing w:after="80"/>
+        <w:ind w:left="360" w:hanging="288"/>
+      </w:pPr>
+      <w:r>
+        <w:rPr>
+          <w:rFonts w:ascii="Yu Gothic" w:hAnsi="Yu Gothic" w:eastAsia="Yu Gothic"/>
+          <w:b w:val="0"/>
+          <w:i w:val="0"/>
+          <w:sz w:val="21"/>
+        </w:rPr>
+        <w:t>4. 誤受理と誤拒否の両方を評価し、表示パーセントだけを最適化しません。</w:t>
+      </w:r>
+    </w:p>
+    <w:p>
+      <w:pPr>
+        <w:pStyle w:val="Heading1"/>
+      </w:pPr>
+      <w:r>
+        <w:rPr>
+          <w:rFonts w:ascii="Yu Gothic" w:hAnsi="Yu Gothic" w:eastAsia="Yu Gothic"/>
+          <w:b/>
+          <w:i w:val="0"/>
+          <w:sz w:val="21"/>
+        </w:rPr>
+        <w:t>13. 多言語 NLU 運用</w:t>
+      </w:r>
+    </w:p>
+    <w:p>
+      <w:r>
+        <w:rPr>
+          <w:rFonts w:ascii="Yu Gothic" w:hAnsi="Yu Gothic" w:eastAsia="Yu Gothic"/>
+          <w:b w:val="0"/>
+          <w:i w:val="0"/>
+          <w:sz w:val="21"/>
+        </w:rPr>
+        <w:t>CGA の UI とボット言語は、韓国語、英語、簡体字中国語、日本語、ベトナム語、フランス語、ドイツ語に対応します。識別子と API 契約は固定し、発話、メッセージ、エンティティ、評価セットは対象言語で作成します。</w:t>
+      </w:r>
+    </w:p>
+    <w:p>
+      <w:r>
+        <w:rPr>
+          <w:rFonts w:ascii="Yu Gothic" w:hAnsi="Yu Gothic" w:eastAsia="Yu Gothic"/>
+          <w:b w:val="0"/>
+          <w:i w:val="0"/>
+          <w:sz w:val="21"/>
+        </w:rPr>
+        <w:t>メッセージは要求言語を優先し、なければボット言語へフォールバックします。形態、空白、敬語、アクセント、言語固有の表現を個別に検証し、直訳だけに依存しません。</w:t>
+      </w:r>
+    </w:p>
+    <w:p>
+      <w:pPr>
+        <w:pStyle w:val="Heading1"/>
+      </w:pPr>
+      <w:r>
+        <w:rPr>
+          <w:rFonts w:ascii="Yu Gothic" w:hAnsi="Yu Gothic" w:eastAsia="Yu Gothic"/>
+          <w:b/>
+          <w:i w:val="0"/>
+          <w:sz w:val="21"/>
+        </w:rPr>
+        <w:t>14. 制御されたエンジン実験</w:t>
+      </w:r>
+    </w:p>
+    <w:p>
+      <w:pPr>
+        <w:pStyle w:val="ListBullet"/>
+        <w:spacing w:after="80"/>
+      </w:pPr>
+      <w:r>
+        <w:rPr>
+          <w:rFonts w:ascii="Yu Gothic" w:hAnsi="Yu Gothic" w:eastAsia="Yu Gothic"/>
+          <w:b w:val="0"/>
+          <w:i w:val="0"/>
+          <w:sz w:val="21"/>
+        </w:rPr>
+        <w:t>運用バージョンを上書きせず、別の作業バージョンを作成します。</w:t>
+      </w:r>
+    </w:p>
+    <w:p>
+      <w:pPr>
+        <w:pStyle w:val="ListBullet"/>
+        <w:spacing w:after="80"/>
+      </w:pPr>
+      <w:r>
+        <w:rPr>
+          <w:rFonts w:ascii="Yu Gothic" w:hAnsi="Yu Gothic" w:eastAsia="Yu Gothic"/>
+          <w:b w:val="0"/>
+          <w:i w:val="0"/>
+          <w:sz w:val="21"/>
+        </w:rPr>
+        <w:t>テストセットを固定し、データ、閾値、モデル、Provider、Prompt、索引設定のうち一つだけを変更します。</w:t>
+      </w:r>
+    </w:p>
+    <w:p>
+      <w:pPr>
+        <w:pStyle w:val="ListBullet"/>
+        <w:spacing w:after="80"/>
+      </w:pPr>
+      <w:r>
+        <w:rPr>
+          <w:rFonts w:ascii="Yu Gothic" w:hAnsi="Yu Gothic" w:eastAsia="Yu Gothic"/>
+          <w:b w:val="0"/>
+          <w:i w:val="0"/>
+          <w:sz w:val="21"/>
+        </w:rPr>
+        <w:t>精度、失敗種類、回答一貫性、遅延、費用、運用制約を記録します。</w:t>
+      </w:r>
+    </w:p>
+    <w:p>
+      <w:pPr>
+        <w:pStyle w:val="ListBullet"/>
+        <w:spacing w:after="80"/>
+      </w:pPr>
+      <w:r>
+        <w:rPr>
+          <w:rFonts w:ascii="Yu Gothic" w:hAnsi="Yu Gothic" w:eastAsia="Yu Gothic"/>
+          <w:b w:val="0"/>
+          <w:i w:val="0"/>
+          <w:sz w:val="21"/>
+        </w:rPr>
+        <w:t>合意基準を満たし、既存成功例を維持したバージョンだけを運用候補にします。</w:t>
+      </w:r>
+    </w:p>
+    <w:p>
+      <w:pPr>
+        <w:pStyle w:val="Heading1"/>
+      </w:pPr>
+      <w:r>
+        <w:rPr>
+          <w:rFonts w:ascii="Yu Gothic" w:hAnsi="Yu Gothic" w:eastAsia="Yu Gothic"/>
+          <w:b/>
+          <w:i w:val="0"/>
+          <w:sz w:val="21"/>
+        </w:rPr>
+        <w:t>15. 品質改善の例</w:t>
+      </w:r>
+    </w:p>
+    <w:p>
+      <w:r>
+        <w:rPr>
+          <w:rFonts w:ascii="Yu Gothic" w:hAnsi="Yu Gothic" w:eastAsia="Yu Gothic"/>
+          <w:b w:val="0"/>
+          <w:i w:val="0"/>
+          <w:sz w:val="21"/>
+        </w:rPr>
+        <w:t>配送問い合わせでは、配送予定と現在状態を分離し、代表・変形・境界・例外・回帰発話を準備し、注文番号抽出を確認します。再学習または再索引後に全セットを比較し、誤りが減っても既存成功発話の Score やインテントが悪化していないことを確認します。</w:t>
+      </w:r>
+    </w:p>
+    <w:p>
+      <w:pPr>
+        <w:pStyle w:val="Heading1"/>
+      </w:pPr>
+      <w:r>
+        <w:rPr>
+          <w:rFonts w:ascii="Yu Gothic" w:hAnsi="Yu Gothic" w:eastAsia="Yu Gothic"/>
+          <w:b/>
+          <w:i w:val="0"/>
+          <w:sz w:val="21"/>
+        </w:rPr>
+        <w:t>16. 運用反映チェックリスト</w:t>
+      </w:r>
+    </w:p>
+    <w:p>
+      <w:pPr>
+        <w:pStyle w:val="ListBullet"/>
+        <w:spacing w:after="80"/>
+      </w:pPr>
+      <w:r>
+        <w:rPr>
+          <w:rFonts w:ascii="Yu Gothic" w:hAnsi="Yu Gothic" w:eastAsia="Yu Gothic"/>
+          <w:b w:val="0"/>
+          <w:i w:val="0"/>
+          <w:sz w:val="21"/>
+        </w:rPr>
+        <w:t>[ ] ボット UUID、バージョン、言語、エンジン、モデル、回答方式を記録した。</w:t>
+      </w:r>
+    </w:p>
+    <w:p>
+      <w:pPr>
+        <w:pStyle w:val="ListBullet"/>
+        <w:spacing w:after="80"/>
+      </w:pPr>
+      <w:r>
+        <w:rPr>
+          <w:rFonts w:ascii="Yu Gothic" w:hAnsi="Yu Gothic" w:eastAsia="Yu Gothic"/>
+          <w:b w:val="0"/>
+          <w:i w:val="0"/>
+          <w:sz w:val="21"/>
+        </w:rPr>
+        <w:t>[ ] 同じテストセットで変更前後を比較した。</w:t>
+      </w:r>
+    </w:p>
+    <w:p>
+      <w:pPr>
+        <w:pStyle w:val="ListBullet"/>
+        <w:spacing w:after="80"/>
+      </w:pPr>
+      <w:r>
+        <w:rPr>
+          <w:rFonts w:ascii="Yu Gothic" w:hAnsi="Yu Gothic" w:eastAsia="Yu Gothic"/>
+          <w:b w:val="0"/>
+          <w:i w:val="0"/>
+          <w:sz w:val="21"/>
+        </w:rPr>
+        <w:t>[ ] 学習履歴で学習または索引成功を確認した。</w:t>
+      </w:r>
+    </w:p>
+    <w:p>
+      <w:pPr>
+        <w:pStyle w:val="ListBullet"/>
+        <w:spacing w:after="80"/>
+      </w:pPr>
+      <w:r>
+        <w:rPr>
+          <w:rFonts w:ascii="Yu Gothic" w:hAnsi="Yu Gothic" w:eastAsia="Yu Gothic"/>
+          <w:b w:val="0"/>
+          <w:i w:val="0"/>
+          <w:sz w:val="21"/>
+        </w:rPr>
+        <w:t>[ ] Score、類似インテント衝突、回帰発話を確認した。</w:t>
+      </w:r>
+    </w:p>
+    <w:p>
+      <w:pPr>
+        <w:pStyle w:val="ListBullet"/>
+        <w:spacing w:after="80"/>
+      </w:pPr>
+      <w:r>
+        <w:rPr>
+          <w:rFonts w:ascii="Yu Gothic" w:hAnsi="Yu Gothic" w:eastAsia="Yu Gothic"/>
+          <w:b w:val="0"/>
+          <w:i w:val="0"/>
+          <w:sz w:val="21"/>
+        </w:rPr>
+        <w:t>[ ] 対象言語のメッセージとエンティティ抽出を確認した。</w:t>
+      </w:r>
+    </w:p>
+    <w:p>
+      <w:pPr>
+        <w:pStyle w:val="ListBullet"/>
+        <w:spacing w:after="80"/>
+      </w:pPr>
+      <w:r>
+        <w:rPr>
+          <w:rFonts w:ascii="Yu Gothic" w:hAnsi="Yu Gothic" w:eastAsia="Yu Gothic"/>
+          <w:b w:val="0"/>
+          <w:i w:val="0"/>
+          <w:sz w:val="21"/>
+        </w:rPr>
+        <w:t>[ ] 実チャネル、対話、API、Queue 履歴を確認した。</w:t>
+      </w:r>
+    </w:p>
+    <w:p>
+      <w:pPr>
+        <w:pStyle w:val="Heading1"/>
+      </w:pPr>
+      <w:r>
+        <w:rPr>
+          <w:rFonts w:ascii="Yu Gothic" w:hAnsi="Yu Gothic" w:eastAsia="Yu Gothic"/>
+          <w:b/>
+          <w:i w:val="0"/>
+          <w:sz w:val="21"/>
+        </w:rPr>
         <w:t>関連ドキュメント</w:t>
       </w:r>
     </w:p>
@@ -2934,9 +3805,11 @@
       <w:r>
         <w:rPr>
           <w:rFonts w:ascii="Yu Gothic" w:hAnsi="Yu Gothic" w:eastAsia="Yu Gothic"/>
+          <w:b w:val="0"/>
+          <w:i w:val="0"/>
           <w:sz w:val="21"/>
         </w:rPr>
-        <w:t>[CGA マニュアル全体表示](../README.md)</w:t>
+        <w:t>CGA マニュアル全体表示</w:t>
       </w:r>
     </w:p>
     <w:p>
@@ -2947,9 +3820,11 @@
       <w:r>
         <w:rPr>
           <w:rFonts w:ascii="Yu Gothic" w:hAnsi="Yu Gothic" w:eastAsia="Yu Gothic"/>
+          <w:b w:val="0"/>
+          <w:i w:val="0"/>
           <w:sz w:val="21"/>
         </w:rPr>
-        <w:t>[CGA Getting Started](../cga-getting-started/README.md)</w:t>
+        <w:t>CGA Getting Started</w:t>
       </w:r>
     </w:p>
     <w:p>
@@ -2960,9 +3835,11 @@
       <w:r>
         <w:rPr>
           <w:rFonts w:ascii="Yu Gothic" w:hAnsi="Yu Gothic" w:eastAsia="Yu Gothic"/>
+          <w:b w:val="0"/>
+          <w:i w:val="0"/>
           <w:sz w:val="21"/>
         </w:rPr>
-        <w:t>[CGA ユーザーマニュアル](../cga-user-manual/README.md)</w:t>
+        <w:t>CGA ユーザーマニュアル</w:t>
       </w:r>
     </w:p>
     <w:p>
@@ -2973,9 +3850,11 @@
       <w:r>
         <w:rPr>
           <w:rFonts w:ascii="Yu Gothic" w:hAnsi="Yu Gothic" w:eastAsia="Yu Gothic"/>
+          <w:b w:val="0"/>
+          <w:i w:val="0"/>
           <w:sz w:val="21"/>
         </w:rPr>
-        <w:t>[エンジン比較表](engine-comparison.md)</w:t>
+        <w:t>エンジン比較表</w:t>
       </w:r>
     </w:p>
     <w:sectPr>
